--- a/Introduccion a la Ingenieria/Kit docente/Clase 16/Guion Docente Clase 16 - Socializacion y evaluacion final del curso.docx
+++ b/Introduccion a la Ingenieria/Kit docente/Clase 16/Guion Docente Clase 16 - Socializacion y evaluacion final del curso.docx
@@ -651,7 +651,20 @@
           <w:color w:val="4A4A49"/>
           <w:sz w:val="22"/>
         </w:rPr>
-        <w:t xml:space="preserve">La apertura de la última sesión tiene una función precisa: </w:t>
+        <w:t>Proyectado en la lamina «La pregunta de entrada: el pago de haber escrito en cada sesión» (6 vinetas).</w:t>
+      </w:r>
+    </w:p>
+    <w:p>
+      <w:pPr>
+        <w:pStyle w:val="ListBullet"/>
+      </w:pPr>
+      <w:r>
+        <w:rPr>
+          <w:b w:val="0"/>
+          <w:color w:val="4A4A49"/>
+          <w:sz w:val="22"/>
+        </w:rPr>
+        <w:t xml:space="preserve">Vale la pena detenerse ahí treinta segundos, porque es una de las lecciones más transferibles del curso: </w:t>
       </w:r>
       <w:r>
         <w:rPr>
@@ -659,7 +672,7 @@
           <w:color w:val="4A4A49"/>
           <w:sz w:val="22"/>
         </w:rPr>
-        <w:t>quitar el pánico y hacer visible una lección de método</w:t>
+        <w:t>el informe no se escribió hoy, se escribió en dieciséis sesiones.</w:t>
       </w:r>
       <w:r>
         <w:rPr>
@@ -667,133 +680,7 @@
           <w:color w:val="4A4A49"/>
           <w:sz w:val="22"/>
         </w:rPr>
-        <w:t xml:space="preserve">. La pregunta —«el informe tiene doce secciones y vale el 20 %, ¿cuántas van a escribir hoy desde cero?»— produce respuestas de «ocho», «todas», y la respuesta real es </w:t>
-      </w:r>
-      <w:r>
-        <w:rPr>
-          <w:b/>
-          <w:color w:val="4A4A49"/>
-          <w:sz w:val="22"/>
-        </w:rPr>
-        <w:t>una</w:t>
-      </w:r>
-      <w:r>
-        <w:rPr>
-          <w:b w:val="0"/>
-          <w:color w:val="4A4A49"/>
-          <w:sz w:val="22"/>
-        </w:rPr>
-        <w:t>.</w:t>
-      </w:r>
-    </w:p>
-    <w:p>
-      <w:r>
-        <w:rPr>
-          <w:b w:val="0"/>
-          <w:color w:val="4A4A49"/>
-          <w:sz w:val="22"/>
-        </w:rPr>
-        <w:t xml:space="preserve">Vale la pena detenerse ahí treinta segundos, porque es una de las lecciones más transferibles del curso: </w:t>
-      </w:r>
-      <w:r>
-        <w:rPr>
-          <w:b/>
-          <w:color w:val="4A4A49"/>
-          <w:sz w:val="22"/>
-        </w:rPr>
-        <w:t>el informe no se escribió hoy, se escribió en dieciséis sesiones.</w:t>
-      </w:r>
-      <w:r>
-        <w:rPr>
-          <w:b w:val="0"/>
-          <w:color w:val="4A4A49"/>
-          <w:sz w:val="22"/>
-        </w:rPr>
-        <w:t xml:space="preserve"> La ficha del problema de la sesión 6 es la sección 2; la matriz de la 8 es la sección 6; los hallazgos de la 12 son la sección 8. Ningún equipo tuvo que escribir un informe: tuvieron que </w:t>
-      </w:r>
-      <w:r>
-        <w:rPr>
-          <w:b/>
-          <w:color w:val="4A4A49"/>
-          <w:sz w:val="22"/>
-        </w:rPr>
-        <w:t>armarlo</w:t>
-      </w:r>
-      <w:r>
-        <w:rPr>
-          <w:b w:val="0"/>
-          <w:color w:val="4A4A49"/>
-          <w:sz w:val="22"/>
-        </w:rPr>
-        <w:t>.</w:t>
-      </w:r>
-    </w:p>
-    <w:p>
-      <w:r>
-        <w:rPr>
-          <w:b w:val="0"/>
-          <w:color w:val="4A4A49"/>
-          <w:sz w:val="22"/>
-        </w:rPr>
-        <w:t xml:space="preserve">Dígalo con el contraste explícito, porque es lo que se van a llevar a las otras asignaturas: </w:t>
-      </w:r>
-      <w:r>
-        <w:rPr>
-          <w:b/>
-          <w:color w:val="4A4A49"/>
-          <w:sz w:val="22"/>
-        </w:rPr>
-        <w:t>la alternativa era llegar hoy con veinticuatro minutos y doce secciones en blanco.</w:t>
-      </w:r>
-      <w:r>
-        <w:rPr>
-          <w:b w:val="0"/>
-          <w:color w:val="4A4A49"/>
-          <w:sz w:val="22"/>
-        </w:rPr>
-        <w:t xml:space="preserve"> Es exactamente lo que le pasa a quien deja la documentación para el final, y no es un problema de tiempo sino de método.</w:t>
-      </w:r>
-    </w:p>
-    <w:p>
-      <w:r>
-        <w:rPr>
-          <w:b w:val="0"/>
-          <w:color w:val="4A4A49"/>
-          <w:sz w:val="22"/>
-        </w:rPr>
-        <w:t xml:space="preserve">Después, en un minuto, diga qué se hace hoy y qué </w:t>
-      </w:r>
-      <w:r>
-        <w:rPr>
-          <w:b/>
-          <w:color w:val="4A4A49"/>
-          <w:sz w:val="22"/>
-        </w:rPr>
-        <w:t>no</w:t>
-      </w:r>
-      <w:r>
-        <w:rPr>
-          <w:b w:val="0"/>
-          <w:color w:val="4A4A49"/>
-          <w:sz w:val="22"/>
-        </w:rPr>
-        <w:t xml:space="preserve">: se arma y se entrega el informe, se socializa, se autoevalúan y se cierra el curso. </w:t>
-      </w:r>
-      <w:r>
-        <w:rPr>
-          <w:b/>
-          <w:color w:val="4A4A49"/>
-          <w:sz w:val="22"/>
-        </w:rPr>
-        <w:t>No hay examen final escrito</w:t>
-      </w:r>
-      <w:r>
-        <w:rPr>
-          <w:b w:val="0"/>
-          <w:color w:val="4A4A49"/>
-          <w:sz w:val="22"/>
-        </w:rPr>
-        <w:t xml:space="preserve"> — conviene decirlo explícitamente porque la mitad del curso llega esperándolo, y saberlo cambia cómo usan los veinticuatro minutos del informe.</w:t>
+        <w:t xml:space="preserve"> La ficha del problema de la sesión 6 es la sección 2; la matriz de la 8 es la sección 6; los hallazgos de la 12 son la sección 8.</w:t>
       </w:r>
     </w:p>
     <w:p>
@@ -816,175 +703,7 @@
           <w:color w:val="4A4A49"/>
           <w:sz w:val="22"/>
         </w:rPr>
-        <w:t xml:space="preserve">Las dos tablas de secciones son el corazón de la sesión y hay que proyectarlas juntas, porque el efecto está en la columna del medio: </w:t>
-      </w:r>
-      <w:r>
-        <w:rPr>
-          <w:b/>
-          <w:color w:val="4A4A49"/>
-          <w:sz w:val="22"/>
-        </w:rPr>
-        <w:t>casi todas las filas dicen una sesión.</w:t>
-      </w:r>
-      <w:r>
-        <w:rPr>
-          <w:b w:val="0"/>
-          <w:color w:val="4A4A49"/>
-          <w:sz w:val="22"/>
-        </w:rPr>
-        <w:t xml:space="preserve"> No las lea completas —son doce filas y aburre—; señale tres o cuatro y deje que el curso vea el patrón.</w:t>
-      </w:r>
-    </w:p>
-    <w:p>
-      <w:r>
-        <w:rPr>
-          <w:b w:val="0"/>
-          <w:color w:val="4A4A49"/>
-          <w:sz w:val="22"/>
-        </w:rPr>
-        <w:t xml:space="preserve">El </w:t>
-      </w:r>
-      <w:r>
-        <w:rPr>
-          <w:b/>
-          <w:color w:val="4A4A49"/>
-          <w:sz w:val="22"/>
-        </w:rPr>
-        <w:t>largo por sección</w:t>
-      </w:r>
-      <w:r>
-        <w:rPr>
-          <w:b w:val="0"/>
-          <w:color w:val="4A4A49"/>
-          <w:sz w:val="22"/>
-        </w:rPr>
-        <w:t xml:space="preserve"> está en la tabla y sirve para dos cosas: evita el informe de veinticinco páginas donde nadie encuentra nada, y evita el de tres donde no cabe el trabajo. En total son unas </w:t>
-      </w:r>
-      <w:r>
-        <w:rPr>
-          <w:b/>
-          <w:color w:val="4A4A49"/>
-          <w:sz w:val="22"/>
-        </w:rPr>
-        <w:t>9 a 11 páginas</w:t>
-      </w:r>
-      <w:r>
-        <w:rPr>
-          <w:b w:val="0"/>
-          <w:color w:val="4A4A49"/>
-          <w:sz w:val="22"/>
-        </w:rPr>
-        <w:t xml:space="preserve">, que es una extensión razonable para un proyecto de primer semestre. Si un equipo pregunta si puede ser más largo, la respuesta es que </w:t>
-      </w:r>
-      <w:r>
-        <w:rPr>
-          <w:b/>
-          <w:color w:val="4A4A49"/>
-          <w:sz w:val="22"/>
-        </w:rPr>
-        <w:t>la extensión no es una virtud</w:t>
-      </w:r>
-      <w:r>
-        <w:rPr>
-          <w:b w:val="0"/>
-          <w:color w:val="4A4A49"/>
-          <w:sz w:val="22"/>
-        </w:rPr>
-        <w:t>: un informe donde la decisión está en la página 18 es un informe que no se va a leer.</w:t>
-      </w:r>
-    </w:p>
-    <w:p>
-      <w:r>
-        <w:rPr>
-          <w:b/>
-          <w:color w:val="4A4A49"/>
-          <w:sz w:val="22"/>
-        </w:rPr>
-        <w:t>El orden de armado importa y es contraintuitivo</w:t>
-      </w:r>
-      <w:r>
-        <w:rPr>
-          <w:b w:val="0"/>
-          <w:color w:val="4A4A49"/>
-          <w:sz w:val="22"/>
-        </w:rPr>
-        <w:t xml:space="preserve">, así que hay que insistir: </w:t>
-      </w:r>
-      <w:r>
-        <w:rPr>
-          <w:b/>
-          <w:color w:val="4A4A49"/>
-          <w:sz w:val="22"/>
-        </w:rPr>
-        <w:t>pegar primero, revisar después, y el resumen al final.</w:t>
-      </w:r>
-      <w:r>
-        <w:rPr>
-          <w:b w:val="0"/>
-          <w:color w:val="4A4A49"/>
-          <w:sz w:val="22"/>
-        </w:rPr>
-        <w:t xml:space="preserve"> El error que hace que no alcancen los veinticuatro minutos es empezar por el resumen —o peor, por la portada— porque el resumen exige tener todo lo demás decidido. Se escribe último aunque vaya primero. Esta regla es general para cualquier documento técnico y vale la pena nombrarla como tal.</w:t>
-      </w:r>
-    </w:p>
-    <w:p>
-      <w:r>
-        <w:rPr>
-          <w:b/>
-          <w:color w:val="4A4A49"/>
-          <w:sz w:val="22"/>
-        </w:rPr>
-        <w:t>El paso 2 tiene un detalle que cambia el resultado: marcar lo que falta, no lo que está.</w:t>
-      </w:r>
-      <w:r>
-        <w:rPr>
-          <w:b w:val="0"/>
-          <w:color w:val="4A4A49"/>
-          <w:sz w:val="22"/>
-        </w:rPr>
-        <w:t xml:space="preserve"> Un equipo que va marcando lo hecho termina con una lista de logros y sin saber qué le falta. Marcando en rojo los huecos, la lista de tareas aparece sola, y el paso 3 —repartir los huecos, uno por integrante— se hace en cuatro minutos.</w:t>
-      </w:r>
-    </w:p>
-    <w:p>
-      <w:r>
-        <w:rPr>
-          <w:b w:val="0"/>
-          <w:color w:val="4A4A49"/>
-          <w:sz w:val="22"/>
-        </w:rPr>
-        <w:t xml:space="preserve">Sobre la </w:t>
-      </w:r>
-      <w:r>
-        <w:rPr>
-          <w:b/>
-          <w:color w:val="4A4A49"/>
-          <w:sz w:val="22"/>
-        </w:rPr>
-        <w:t>sección 11, la declaración del uso de IA</w:t>
-      </w:r>
-      <w:r>
-        <w:rPr>
-          <w:b w:val="0"/>
-          <w:color w:val="4A4A49"/>
-          <w:sz w:val="22"/>
-        </w:rPr>
-        <w:t xml:space="preserve">: es un cuarto de página y es la que más se olvida. Tiene que decir qué se le pidió al asistente, qué se corrigió a mano y </w:t>
-      </w:r>
-      <w:r>
-        <w:rPr>
-          <w:b/>
-          <w:color w:val="4A4A49"/>
-          <w:sz w:val="22"/>
-        </w:rPr>
-        <w:t>qué no se le entregó</w:t>
-      </w:r>
-      <w:r>
-        <w:rPr>
-          <w:b w:val="0"/>
-          <w:color w:val="4A4A49"/>
-          <w:sz w:val="22"/>
-        </w:rPr>
-        <w:t xml:space="preserve"> —ningún dato personal de terceros, que es la regla del curso desde la sesión 4 y que se trabajó en la 11—. Los equipos que no usaron IA también escriben la sección: dicen que no la usaron. Declarar es la norma, usarla o no es la decisión.</w:t>
+        <w:t>Proyectado en la lamina «Las doce secciones, y el orden correcto para armarlas (1/2)» (6 vinetas).</w:t>
       </w:r>
     </w:p>
     <w:p>
@@ -1007,141 +726,7 @@
           <w:color w:val="4A4A49"/>
           <w:sz w:val="22"/>
         </w:rPr>
-        <w:t xml:space="preserve">Los veinte minutos de socialización </w:t>
-      </w:r>
-      <w:r>
-        <w:rPr>
-          <w:b/>
-          <w:color w:val="4A4A49"/>
-          <w:sz w:val="22"/>
-        </w:rPr>
-        <w:t>no son una segunda ronda de exposiciones</w:t>
-      </w:r>
-      <w:r>
-        <w:rPr>
-          <w:b w:val="0"/>
-          <w:color w:val="4A4A49"/>
-          <w:sz w:val="22"/>
-        </w:rPr>
-        <w:t xml:space="preserve"> — eso fue la Clase 15 y ya tiene nota. Aquí el formato es una </w:t>
-      </w:r>
-      <w:r>
-        <w:rPr>
-          <w:b/>
-          <w:color w:val="4A4A49"/>
-          <w:sz w:val="22"/>
-        </w:rPr>
-        <w:t>galería</w:t>
-      </w:r>
-      <w:r>
-        <w:rPr>
-          <w:b w:val="0"/>
-          <w:color w:val="4A4A49"/>
-          <w:sz w:val="22"/>
-        </w:rPr>
-        <w:t xml:space="preserve">: cada equipo deja en su columna del muro tres imágenes —una pantalla del prototipo, la matriz de impacto y la diapositiva del problema— y </w:t>
-      </w:r>
-      <w:r>
-        <w:rPr>
-          <w:b/>
-          <w:color w:val="4A4A49"/>
-          <w:sz w:val="22"/>
-        </w:rPr>
-        <w:t>cinco líneas</w:t>
-      </w:r>
-      <w:r>
-        <w:rPr>
-          <w:b w:val="0"/>
-          <w:color w:val="4A4A49"/>
-          <w:sz w:val="22"/>
-        </w:rPr>
-        <w:t>: el problema, la decisión, un hallazgo, un número de impacto y el siguiente paso.</w:t>
-      </w:r>
-    </w:p>
-    <w:p>
-      <w:r>
-        <w:rPr>
-          <w:b w:val="0"/>
-          <w:color w:val="4A4A49"/>
-          <w:sz w:val="22"/>
-        </w:rPr>
-        <w:t xml:space="preserve">El reparto son 3 minutos por equipo para presentar la columna, y los 5 restantes para </w:t>
-      </w:r>
-      <w:r>
-        <w:rPr>
-          <w:b/>
-          <w:color w:val="4A4A49"/>
-          <w:sz w:val="22"/>
-        </w:rPr>
-        <w:t>recorrido libre</w:t>
-      </w:r>
-      <w:r>
-        <w:rPr>
-          <w:b w:val="0"/>
-          <w:color w:val="4A4A49"/>
-          <w:sz w:val="22"/>
-        </w:rPr>
-        <w:t>: cada estudiante entra a la columna de otro equipo y deja un comentario. Es rápido, es de baja presión —después de la Clase 15 el curso está cansado— y deja un registro del semestre que se puede mostrar el año siguiente.</w:t>
-      </w:r>
-    </w:p>
-    <w:p>
-      <w:r>
-        <w:rPr>
-          <w:b/>
-          <w:color w:val="4A4A49"/>
-          <w:sz w:val="22"/>
-        </w:rPr>
-        <w:t>Por qué vale la pena y no es relleno:</w:t>
-      </w:r>
-      <w:r>
-        <w:rPr>
-          <w:b w:val="0"/>
-          <w:color w:val="4A4A49"/>
-          <w:sz w:val="22"/>
-        </w:rPr>
-        <w:t xml:space="preserve"> en la Clase 15 cada equipo escuchó cuatro exposiciones de nueve minutos, y a esa velocidad casi nadie retiene los detalles de los otros proyectos. La galería deja los cinco proyectos </w:t>
-      </w:r>
-      <w:r>
-        <w:rPr>
-          <w:b/>
-          <w:color w:val="4A4A49"/>
-          <w:sz w:val="22"/>
-        </w:rPr>
-        <w:t>lado a lado y por escrito</w:t>
-      </w:r>
-      <w:r>
-        <w:rPr>
-          <w:b w:val="0"/>
-          <w:color w:val="4A4A49"/>
-          <w:sz w:val="22"/>
-        </w:rPr>
-        <w:t>, y ahí sí se ven las comparaciones: cinco maneras distintas de definir un problema, cinco matrices de decisión, cinco listas de afectados. Es la única vez en el semestre en que el curso ve su propio trabajo completo.</w:t>
-      </w:r>
-    </w:p>
-    <w:p>
-      <w:r>
-        <w:rPr>
-          <w:b w:val="0"/>
-          <w:color w:val="4A4A49"/>
-          <w:sz w:val="22"/>
-        </w:rPr>
-        <w:t xml:space="preserve">Aproveche los cuatro errores del informe [Slide 8] durante este bloque, mientras los equipos terminan de subir la columna: son las cuatro cosas que va a encontrar calificando y decirlas ahora les da tiempo de corregirlas. </w:t>
-      </w:r>
-      <w:r>
-        <w:rPr>
-          <w:b/>
-          <w:color w:val="4A4A49"/>
-          <w:sz w:val="22"/>
-        </w:rPr>
-        <w:t>La más frecuente es la sección 10 vacía</w:t>
-      </w:r>
-      <w:r>
-        <w:rPr>
-          <w:b w:val="0"/>
-          <w:color w:val="4A4A49"/>
-          <w:sz w:val="22"/>
-        </w:rPr>
-        <w:t xml:space="preserve"> —«ninguna limitación»—, que después de la Clase 12 no es creíble en ningún equipo.</w:t>
+        <w:t>Proyectado en la lamina «Las doce secciones, y el orden correcto para armarlas (2/2)» (8 vinetas).</w:t>
       </w:r>
     </w:p>
     <w:p>
@@ -1164,151 +749,7 @@
           <w:color w:val="4A4A49"/>
           <w:sz w:val="22"/>
         </w:rPr>
-        <w:t xml:space="preserve">La autoevaluación se degrada en trámite cuando se pide una nota. </w:t>
-      </w:r>
-      <w:r>
-        <w:rPr>
-          <w:b/>
-          <w:color w:val="4A4A49"/>
-          <w:sz w:val="22"/>
-        </w:rPr>
-        <w:t>Pedir cuatro respuestas con evidencia lo evita</w:t>
-      </w:r>
-      <w:r>
-        <w:rPr>
-          <w:b w:val="0"/>
-          <w:color w:val="4A4A49"/>
-          <w:sz w:val="22"/>
-        </w:rPr>
-        <w:t>: qué hice yo concretamente —secciones que escribí, prueba que hice, tramo que expuse—, qué aprendí a hacer que no sabía, en qué fallé, qué haría distinto. Todo verificable en el documento del equipo.</w:t>
-      </w:r>
-    </w:p>
-    <w:p>
-      <w:r>
-        <w:rPr>
-          <w:b w:val="0"/>
-          <w:color w:val="4A4A49"/>
-          <w:sz w:val="22"/>
-        </w:rPr>
-        <w:t xml:space="preserve">Y hay que decir la consecuencia con claridad, porque cambia el resultado: </w:t>
-      </w:r>
-      <w:r>
-        <w:rPr>
-          <w:b/>
-          <w:color w:val="4A4A49"/>
-          <w:sz w:val="22"/>
-        </w:rPr>
-        <w:t>ponerse la nota máxima sin evidencia baja el puntaje.</w:t>
-      </w:r>
-      <w:r>
-        <w:rPr>
-          <w:b w:val="0"/>
-          <w:color w:val="4A4A49"/>
-          <w:sz w:val="22"/>
-        </w:rPr>
-        <w:t xml:space="preserve"> Lo que se evalúa no es la autoestima: es </w:t>
-      </w:r>
-      <w:r>
-        <w:rPr>
-          <w:b/>
-          <w:color w:val="4A4A49"/>
-          <w:sz w:val="22"/>
-        </w:rPr>
-        <w:t>la capacidad de mirar el propio trabajo con honestidad</w:t>
-      </w:r>
-      <w:r>
-        <w:rPr>
-          <w:b w:val="0"/>
-          <w:color w:val="4A4A49"/>
-          <w:sz w:val="22"/>
-        </w:rPr>
-        <w:t>, que es una competencia profesional. El estudiante que escribe «no entregué mi sección a tiempo dos veces y el equipo tuvo que cubrirme» está demostrando exactamente lo que se busca.</w:t>
-      </w:r>
-    </w:p>
-    <w:p>
-      <w:r>
-        <w:rPr>
-          <w:b w:val="0"/>
-          <w:color w:val="4A4A49"/>
-          <w:sz w:val="22"/>
-        </w:rPr>
-        <w:t xml:space="preserve">La coevaluación es más delicada y necesita una regla dura: </w:t>
-      </w:r>
-      <w:r>
-        <w:rPr>
-          <w:b/>
-          <w:color w:val="4A4A49"/>
-          <w:sz w:val="22"/>
-        </w:rPr>
-        <w:t>se evalúa el trabajo, no la persona.</w:t>
-      </w:r>
-      <w:r>
-        <w:rPr>
-          <w:b w:val="0"/>
-          <w:color w:val="4A4A49"/>
-          <w:sz w:val="22"/>
-        </w:rPr>
-        <w:t xml:space="preserve"> Tres criterios —cumplimiento de acuerdos, aporte al proyecto, disposición para ayudar— y la misma exigencia de la Clase 12: </w:t>
-      </w:r>
-      <w:r>
-        <w:rPr>
-          <w:b/>
-          <w:color w:val="4A4A49"/>
-          <w:sz w:val="22"/>
-        </w:rPr>
-        <w:t>observación, no adjetivo</w:t>
-      </w:r>
-      <w:r>
-        <w:rPr>
-          <w:b w:val="0"/>
-          <w:color w:val="4A4A49"/>
-          <w:sz w:val="22"/>
-        </w:rPr>
-        <w:t>. «No aportó» no sirve como coevaluación; «no entregó su sección en las tres últimas sesiones» sí, porque es verificable y porque la persona puede responder a un hecho y no a una etiqueta.</w:t>
-      </w:r>
-    </w:p>
-    <w:p>
-      <w:r>
-        <w:rPr>
-          <w:b/>
-          <w:color w:val="4A4A49"/>
-          <w:sz w:val="22"/>
-        </w:rPr>
-        <w:t>La autoevaluación individual se entrega solo al docente</w:t>
-      </w:r>
-      <w:r>
-        <w:rPr>
-          <w:b w:val="0"/>
-          <w:color w:val="4A4A49"/>
-          <w:sz w:val="22"/>
-        </w:rPr>
-        <w:t>, no al muro ni al equipo. Sin esa garantía nadie escribe nada honesto, y el ejercicio se vuelve un intercambio de cortesías. Dígalo antes de que empiecen a escribir.</w:t>
-      </w:r>
-    </w:p>
-    <w:p>
-      <w:r>
-        <w:rPr>
-          <w:b w:val="0"/>
-          <w:color w:val="4A4A49"/>
-          <w:sz w:val="22"/>
-        </w:rPr>
-        <w:t xml:space="preserve">Un caso que aparece casi siempre: un equipo donde uno trabajó mucho menos. Si tres coevaluaciones independientes lo señalan </w:t>
-      </w:r>
-      <w:r>
-        <w:rPr>
-          <w:b/>
-          <w:color w:val="4A4A49"/>
-          <w:sz w:val="22"/>
-        </w:rPr>
-        <w:t>con hechos</w:t>
-      </w:r>
-      <w:r>
-        <w:rPr>
-          <w:b w:val="0"/>
-          <w:color w:val="4A4A49"/>
-          <w:sz w:val="22"/>
-        </w:rPr>
-        <w:t>, es información válida y puede diferenciar la nota individual. Si es una sola persona señalando y sin hechos, no alcanza. Y no resuelva el conflicto en público: recoja las coevaluaciones, léalas después y ajuste con criterio.</w:t>
+        <w:t>Proyectado en la lamina «La galería, y por qué socializar no es exponer otra vez (1/2)» (5 vinetas).</w:t>
       </w:r>
     </w:p>
     <w:p>
@@ -1331,127 +772,7 @@
           <w:color w:val="4A4A49"/>
           <w:sz w:val="22"/>
         </w:rPr>
-        <w:t xml:space="preserve">Los últimos veinte minutos se pueden desperdiciar fácilmente en un discurso de despedida. </w:t>
-      </w:r>
-      <w:r>
-        <w:rPr>
-          <w:b/>
-          <w:color w:val="4A4A49"/>
-          <w:sz w:val="22"/>
-        </w:rPr>
-        <w:t>Úselos para hacer visible el aprendizaje, con evidencia.</w:t>
-      </w:r>
-      <w:r>
-        <w:rPr>
-          <w:b w:val="0"/>
-          <w:color w:val="4A4A49"/>
-          <w:sz w:val="22"/>
-        </w:rPr>
-        <w:t xml:space="preserve"> La diapositiva de antes y después es la herramienta: en la columna izquierda están las respuestas reales de la prueba diagnóstica de la sesión 1 —vale la pena tenerlas a mano de verdad, no parafraseadas— y en la derecha lo que hoy pueden sostener.</w:t>
-      </w:r>
-    </w:p>
-    <w:p>
-      <w:r>
-        <w:rPr>
-          <w:b w:val="0"/>
-          <w:color w:val="4A4A49"/>
-          <w:sz w:val="22"/>
-        </w:rPr>
-        <w:t xml:space="preserve">El punto que hay que hacer explícito, y que es la diferencia entre una clase y un curso: </w:t>
-      </w:r>
-      <w:r>
-        <w:rPr>
-          <w:b/>
-          <w:color w:val="4A4A49"/>
-          <w:sz w:val="22"/>
-        </w:rPr>
-        <w:t>cada frase de la columna derecha está sostenida por una sección de su propio informe.</w:t>
-      </w:r>
-      <w:r>
-        <w:rPr>
-          <w:b w:val="0"/>
-          <w:color w:val="4A4A49"/>
-          <w:sz w:val="22"/>
-        </w:rPr>
-        <w:t xml:space="preserve"> «Toda decisión sacrifica algo» no es una frase aprendida: está en la sección 6, escrita por ellos, con una matriz detrás. «Hay afectados que nunca la usan» está en la sección 9, con la voluntaria que trabaja diez minutos más. Eso es lo que distingue haber entendido de haber memorizado, y conviene nombrarlo.</w:t>
-      </w:r>
-    </w:p>
-    <w:p>
-      <w:r>
-        <w:rPr>
-          <w:b w:val="0"/>
-          <w:color w:val="4A4A49"/>
-          <w:sz w:val="22"/>
-        </w:rPr>
-        <w:t>Conecte con los tres RAA sin recitar códigos: reconocer la ingeniería como práctica que decide bajo restricciones (RAA1), aplicar un método para definir y resolver un problema con evidencia (RAA2), y valorar las consecuencias sociales y ambientales de una solución (RAA3). Los tres se pueden verificar en el informe que acaban de entregar, y esa verificabilidad es el sentido de haber trabajado por proyecto.</w:t>
-      </w:r>
-    </w:p>
-    <w:p>
-      <w:r>
-        <w:rPr>
-          <w:b w:val="0"/>
-          <w:color w:val="4A4A49"/>
-          <w:sz w:val="22"/>
-        </w:rPr>
-        <w:t xml:space="preserve">Cierre con dos cosas concretas y ninguna solemne. La primera: </w:t>
-      </w:r>
-      <w:r>
-        <w:rPr>
-          <w:b/>
-          <w:color w:val="4A4A49"/>
-          <w:sz w:val="22"/>
-        </w:rPr>
-        <w:t>lo que se llevan es un método, no un tema.</w:t>
-      </w:r>
-      <w:r>
-        <w:rPr>
-          <w:b w:val="0"/>
-          <w:color w:val="4A4A49"/>
-          <w:sz w:val="22"/>
-        </w:rPr>
-        <w:t xml:space="preserve"> Definir un problema con evidencia, revisar qué existe, decidir con criterios, probar con personas reales y mirar a quién afecta — eso sirve igual para un trabajo de otra asignatura, para un proyecto de grado y para el primer empleo. La segunda: </w:t>
-      </w:r>
-      <w:r>
-        <w:rPr>
-          <w:b/>
-          <w:color w:val="4A4A49"/>
-          <w:sz w:val="22"/>
-        </w:rPr>
-        <w:t>el proyecto queda como evidencia.</w:t>
-      </w:r>
-      <w:r>
-        <w:rPr>
-          <w:b w:val="0"/>
-          <w:color w:val="4A4A49"/>
-          <w:sz w:val="22"/>
-        </w:rPr>
-        <w:t xml:space="preserve"> Es un trabajo completo, documentado y con su propio prototipo, hecho en primer semestre; el documento y las capturas quedan en la carpeta y valen para un portafolio.</w:t>
-      </w:r>
-    </w:p>
-    <w:p>
-      <w:r>
-        <w:rPr>
-          <w:b w:val="0"/>
-          <w:color w:val="4A4A49"/>
-          <w:sz w:val="22"/>
-        </w:rPr>
-        <w:t xml:space="preserve">Y una recomendación práctica de despedida, corta: </w:t>
-      </w:r>
-      <w:r>
-        <w:rPr>
-          <w:b/>
-          <w:color w:val="4A4A49"/>
-          <w:sz w:val="22"/>
-        </w:rPr>
-        <w:t>el siguiente paso de su proyecto está escrito en la sección 10.</w:t>
-      </w:r>
-      <w:r>
-        <w:rPr>
-          <w:b w:val="0"/>
-          <w:color w:val="4A4A49"/>
-          <w:sz w:val="22"/>
-        </w:rPr>
-        <w:t xml:space="preserve"> Si alguno quiere continuarlo, no tiene que empezar por decidir qué hacer; ya lo decidió.</w:t>
+        <w:t>Proyectado en la lamina «La galería, y por qué socializar no es exponer otra vez (2/2)» (3 vinetas).</w:t>
       </w:r>
     </w:p>
     <w:p>
@@ -1622,6 +943,123 @@
           <w:sz w:val="22"/>
         </w:rPr>
         <w:t>Lo que decían en la sesión 1 y lo que pueden sostener hoy</w:t>
+      </w:r>
+    </w:p>
+    <w:p>
+      <w:pPr>
+        <w:pStyle w:val="ListNumber"/>
+      </w:pPr>
+      <w:r>
+        <w:rPr>
+          <w:b w:val="0"/>
+          <w:color w:val="4A4A49"/>
+          <w:sz w:val="22"/>
+        </w:rPr>
+        <w:t>La pregunta de entrada: el pago de haber escrito en cada sesión</w:t>
+      </w:r>
+    </w:p>
+    <w:p>
+      <w:pPr>
+        <w:pStyle w:val="ListNumber"/>
+      </w:pPr>
+      <w:r>
+        <w:rPr>
+          <w:b w:val="0"/>
+          <w:color w:val="4A4A49"/>
+          <w:sz w:val="22"/>
+        </w:rPr>
+        <w:t>Las doce secciones, y el orden correcto para armarlas (1/2)</w:t>
+      </w:r>
+    </w:p>
+    <w:p>
+      <w:pPr>
+        <w:pStyle w:val="ListNumber"/>
+      </w:pPr>
+      <w:r>
+        <w:rPr>
+          <w:b w:val="0"/>
+          <w:color w:val="4A4A49"/>
+          <w:sz w:val="22"/>
+        </w:rPr>
+        <w:t>Las doce secciones, y el orden correcto para armarlas (2/2)</w:t>
+      </w:r>
+    </w:p>
+    <w:p>
+      <w:pPr>
+        <w:pStyle w:val="ListNumber"/>
+      </w:pPr>
+      <w:r>
+        <w:rPr>
+          <w:b w:val="0"/>
+          <w:color w:val="4A4A49"/>
+          <w:sz w:val="22"/>
+        </w:rPr>
+        <w:t>La galería, y por qué socializar no es exponer otra vez (1/2)</w:t>
+      </w:r>
+    </w:p>
+    <w:p>
+      <w:pPr>
+        <w:pStyle w:val="ListNumber"/>
+      </w:pPr>
+      <w:r>
+        <w:rPr>
+          <w:b w:val="0"/>
+          <w:color w:val="4A4A49"/>
+          <w:sz w:val="22"/>
+        </w:rPr>
+        <w:t>La galería, y por qué socializar no es exponer otra vez (2/2)</w:t>
+      </w:r>
+    </w:p>
+    <w:p>
+      <w:pPr>
+        <w:pStyle w:val="ListNumber"/>
+      </w:pPr>
+      <w:r>
+        <w:rPr>
+          <w:b w:val="0"/>
+          <w:color w:val="4A4A49"/>
+          <w:sz w:val="22"/>
+        </w:rPr>
+        <w:t>Autoevaluación y coevaluación: cómo evitar que sea un trámite (1/2)</w:t>
+      </w:r>
+    </w:p>
+    <w:p>
+      <w:pPr>
+        <w:pStyle w:val="ListNumber"/>
+      </w:pPr>
+      <w:r>
+        <w:rPr>
+          <w:b w:val="0"/>
+          <w:color w:val="4A4A49"/>
+          <w:sz w:val="22"/>
+        </w:rPr>
+        <w:t>Autoevaluación y coevaluación: cómo evitar que sea un trámite (2/2)</w:t>
+      </w:r>
+    </w:p>
+    <w:p>
+      <w:pPr>
+        <w:pStyle w:val="ListNumber"/>
+      </w:pPr>
+      <w:r>
+        <w:rPr>
+          <w:b w:val="0"/>
+          <w:color w:val="4A4A49"/>
+          <w:sz w:val="22"/>
+        </w:rPr>
+        <w:t>El cierre del curso: veinte minutos que no son un discurso (1/2)</w:t>
+      </w:r>
+    </w:p>
+    <w:p>
+      <w:pPr>
+        <w:pStyle w:val="ListNumber"/>
+      </w:pPr>
+      <w:r>
+        <w:rPr>
+          <w:b w:val="0"/>
+          <w:color w:val="4A4A49"/>
+          <w:sz w:val="22"/>
+        </w:rPr>
+        <w:t>El cierre del curso: veinte minutos que no son un discurso (2/2)</w:t>
       </w:r>
     </w:p>
     <w:p>

--- a/Introduccion a la Ingenieria/Kit docente/Clase 16/Guion Docente Clase 16 - Socializacion y evaluacion final del curso.docx
+++ b/Introduccion a la Ingenieria/Kit docente/Clase 16/Guion Docente Clase 16 - Socializacion y evaluacion final del curso.docx
@@ -651,7 +651,7 @@
           <w:color w:val="4A4A49"/>
           <w:sz w:val="22"/>
         </w:rPr>
-        <w:t>Proyectado en la lamina «La pregunta de entrada: el pago de haber escrito en cada sesión» (6 vinetas).</w:t>
+        <w:t>Proyectado en la lamina «La pregunta de entrada: el pago de haber escrito en cada sesión (1/2)» (4 vinetas).</w:t>
       </w:r>
     </w:p>
     <w:p>
@@ -703,7 +703,7 @@
           <w:color w:val="4A4A49"/>
           <w:sz w:val="22"/>
         </w:rPr>
-        <w:t>Proyectado en la lamina «Las doce secciones, y el orden correcto para armarlas (1/2)» (6 vinetas).</w:t>
+        <w:t>Proyectado en la lamina «La pregunta de entrada: el pago de haber escrito en cada sesión (2/2)» (2 vinetas).</w:t>
       </w:r>
     </w:p>
     <w:p>
@@ -726,7 +726,36 @@
           <w:color w:val="4A4A49"/>
           <w:sz w:val="22"/>
         </w:rPr>
-        <w:t>Proyectado en la lamina «Las doce secciones, y el orden correcto para armarlas (2/2)» (8 vinetas).</w:t>
+        <w:t>Proyectado en la lamina «Las doce secciones, y el orden correcto para armarlas (1/3)» (5 vinetas).</w:t>
+      </w:r>
+    </w:p>
+    <w:p>
+      <w:pPr>
+        <w:pStyle w:val="ListBullet"/>
+      </w:pPr>
+      <w:r>
+        <w:rPr>
+          <w:b w:val="0"/>
+          <w:color w:val="4A4A49"/>
+          <w:sz w:val="22"/>
+        </w:rPr>
+        <w:t xml:space="preserve">Sobre la </w:t>
+      </w:r>
+      <w:r>
+        <w:rPr>
+          <w:b/>
+          <w:color w:val="4A4A49"/>
+          <w:sz w:val="22"/>
+        </w:rPr>
+        <w:t>sección 11, la declaración del uso de IA</w:t>
+      </w:r>
+      <w:r>
+        <w:rPr>
+          <w:b w:val="0"/>
+          <w:color w:val="4A4A49"/>
+          <w:sz w:val="22"/>
+        </w:rPr>
+        <w:t>: es un cuarto de página y es la que más se olvida.</w:t>
       </w:r>
     </w:p>
     <w:p>
@@ -749,7 +778,7 @@
           <w:color w:val="4A4A49"/>
           <w:sz w:val="22"/>
         </w:rPr>
-        <w:t>Proyectado en la lamina «La galería, y por qué socializar no es exponer otra vez (1/2)» (5 vinetas).</w:t>
+        <w:t>Proyectado en la lamina «Las doce secciones, y el orden correcto para armarlas (2/3)» (5 vinetas).</w:t>
       </w:r>
     </w:p>
     <w:p>
@@ -772,7 +801,7 @@
           <w:color w:val="4A4A49"/>
           <w:sz w:val="22"/>
         </w:rPr>
-        <w:t>Proyectado en la lamina «La galería, y por qué socializar no es exponer otra vez (2/2)» (3 vinetas).</w:t>
+        <w:t>Proyectado en la lamina «Las doce secciones, y el orden correcto para armarlas (3/3)» (3 vinetas).</w:t>
       </w:r>
     </w:p>
     <w:p>
@@ -955,7 +984,7 @@
           <w:color w:val="4A4A49"/>
           <w:sz w:val="22"/>
         </w:rPr>
-        <w:t>La pregunta de entrada: el pago de haber escrito en cada sesión</w:t>
+        <w:t>La pregunta de entrada: el pago de haber escrito en cada sesión (1/2)</w:t>
       </w:r>
     </w:p>
     <w:p>
@@ -968,7 +997,7 @@
           <w:color w:val="4A4A49"/>
           <w:sz w:val="22"/>
         </w:rPr>
-        <w:t>Las doce secciones, y el orden correcto para armarlas (1/2)</w:t>
+        <w:t>La pregunta de entrada: el pago de haber escrito en cada sesión (2/2)</w:t>
       </w:r>
     </w:p>
     <w:p>
@@ -981,7 +1010,33 @@
           <w:color w:val="4A4A49"/>
           <w:sz w:val="22"/>
         </w:rPr>
-        <w:t>Las doce secciones, y el orden correcto para armarlas (2/2)</w:t>
+        <w:t>Las doce secciones, y el orden correcto para armarlas (1/3)</w:t>
+      </w:r>
+    </w:p>
+    <w:p>
+      <w:pPr>
+        <w:pStyle w:val="ListNumber"/>
+      </w:pPr>
+      <w:r>
+        <w:rPr>
+          <w:b w:val="0"/>
+          <w:color w:val="4A4A49"/>
+          <w:sz w:val="22"/>
+        </w:rPr>
+        <w:t>Las doce secciones, y el orden correcto para armarlas (2/3)</w:t>
+      </w:r>
+    </w:p>
+    <w:p>
+      <w:pPr>
+        <w:pStyle w:val="ListNumber"/>
+      </w:pPr>
+      <w:r>
+        <w:rPr>
+          <w:b w:val="0"/>
+          <w:color w:val="4A4A49"/>
+          <w:sz w:val="22"/>
+        </w:rPr>
+        <w:t>Las doce secciones, y el orden correcto para armarlas (3/3)</w:t>
       </w:r>
     </w:p>
     <w:p>

--- a/Introduccion a la Ingenieria/Kit docente/Clase 16/Guion Docente Clase 16 - Socializacion y evaluacion final del curso.docx
+++ b/Introduccion a la Ingenieria/Kit docente/Clase 16/Guion Docente Clase 16 - Socializacion y evaluacion final del curso.docx
@@ -1115,6 +1115,32 @@
           <w:sz w:val="22"/>
         </w:rPr>
         <w:t>El cierre del curso: veinte minutos que no son un discurso (2/2)</w:t>
+      </w:r>
+    </w:p>
+    <w:p>
+      <w:pPr>
+        <w:pStyle w:val="ListNumber"/>
+      </w:pPr>
+      <w:r>
+        <w:rPr>
+          <w:b w:val="0"/>
+          <w:color w:val="4A4A49"/>
+          <w:sz w:val="22"/>
+        </w:rPr>
+        <w:t>Plantilla del entregable: los 5 bloques</w:t>
+      </w:r>
+    </w:p>
+    <w:p>
+      <w:pPr>
+        <w:pStyle w:val="ListNumber"/>
+      </w:pPr>
+      <w:r>
+        <w:rPr>
+          <w:b w:val="0"/>
+          <w:color w:val="4A4A49"/>
+          <w:sz w:val="22"/>
+        </w:rPr>
+        <w:t>Guion de la exposicion, con tiempos</w:t>
       </w:r>
     </w:p>
     <w:p>

--- a/Introduccion a la Ingenieria/Kit docente/Clase 16/Guion Docente Clase 16 - Socializacion y evaluacion final del curso.docx
+++ b/Introduccion a la Ingenieria/Kit docente/Clase 16/Guion Docente Clase 16 - Socializacion y evaluacion final del curso.docx
@@ -10,207 +10,6 @@
           <w:sz w:val="44"/>
         </w:rPr>
         <w:t>Guion docente — Clase 16: Socialización y evaluación final del curso</w:t>
-      </w:r>
-    </w:p>
-    <w:p>
-      <w:pPr>
-        <w:spacing w:before="200" w:after="60"/>
-      </w:pPr>
-      <w:r>
-        <w:rPr>
-          <w:b/>
-          <w:color w:val="1A1C1D"/>
-          <w:sz w:val="32"/>
-        </w:rPr>
-        <w:t>Información de la clase</w:t>
-      </w:r>
-    </w:p>
-    <w:p>
-      <w:pPr>
-        <w:pStyle w:val="ListBullet"/>
-      </w:pPr>
-      <w:r>
-        <w:rPr>
-          <w:b w:val="0"/>
-          <w:color w:val="4A4A49"/>
-          <w:sz w:val="22"/>
-        </w:rPr>
-        <w:t>Asignatura: Introducción a la Ingeniería (FI300101)</w:t>
-      </w:r>
-    </w:p>
-    <w:p>
-      <w:pPr>
-        <w:pStyle w:val="ListBullet"/>
-      </w:pPr>
-      <w:r>
-        <w:rPr>
-          <w:b w:val="0"/>
-          <w:color w:val="4A4A49"/>
-          <w:sz w:val="22"/>
-        </w:rPr>
-        <w:t xml:space="preserve">Duración del bloque: </w:t>
-      </w:r>
-      <w:r>
-        <w:rPr>
-          <w:b/>
-          <w:color w:val="4A4A49"/>
-          <w:sz w:val="22"/>
-        </w:rPr>
-        <w:t>90 min</w:t>
-      </w:r>
-    </w:p>
-    <w:p>
-      <w:pPr>
-        <w:pStyle w:val="ListBullet"/>
-      </w:pPr>
-      <w:r>
-        <w:rPr>
-          <w:b w:val="0"/>
-          <w:color w:val="4A4A49"/>
-          <w:sz w:val="22"/>
-        </w:rPr>
-        <w:t>Tipo: Clase virtual sincrónica por Microsoft Teams · Sesión 11 de 11 (sesión doble junto con la Clase 15) · corresponde al tema 16 del microcurrículo</w:t>
-      </w:r>
-    </w:p>
-    <w:p>
-      <w:pPr>
-        <w:pStyle w:val="ListBullet"/>
-      </w:pPr>
-      <w:r>
-        <w:rPr>
-          <w:b w:val="0"/>
-          <w:color w:val="4A4A49"/>
-          <w:sz w:val="22"/>
-        </w:rPr>
-        <w:t xml:space="preserve">Modalidad: </w:t>
-      </w:r>
-      <w:r>
-        <w:rPr>
-          <w:b/>
-          <w:color w:val="4A4A49"/>
-          <w:sz w:val="22"/>
-        </w:rPr>
-        <w:t>Virtual (síncrona)</w:t>
-      </w:r>
-      <w:r>
-        <w:rPr>
-          <w:b w:val="0"/>
-          <w:color w:val="4A4A49"/>
-          <w:sz w:val="22"/>
-        </w:rPr>
-        <w:t xml:space="preserve"> por Microsoft Teams · actividades en plataformas gratuitas en la nube · los 5 equipos trabajan en </w:t>
-      </w:r>
-      <w:r>
-        <w:rPr>
-          <w:b/>
-          <w:color w:val="4A4A49"/>
-          <w:sz w:val="22"/>
-        </w:rPr>
-        <w:t>salas de grupo</w:t>
-      </w:r>
-    </w:p>
-    <w:p>
-      <w:pPr>
-        <w:pStyle w:val="ListBullet"/>
-      </w:pPr>
-      <w:r>
-        <w:rPr>
-          <w:b w:val="0"/>
-          <w:color w:val="4A4A49"/>
-          <w:sz w:val="22"/>
-        </w:rPr>
-        <w:t xml:space="preserve">Corte </w:t>
-      </w:r>
-      <w:r>
-        <w:rPr>
-          <w:b/>
-          <w:color w:val="4A4A49"/>
-          <w:sz w:val="22"/>
-        </w:rPr>
-        <w:t>3</w:t>
-      </w:r>
-      <w:r>
-        <w:rPr>
-          <w:b w:val="0"/>
-          <w:color w:val="4A4A49"/>
-          <w:sz w:val="22"/>
-        </w:rPr>
-        <w:t xml:space="preserve"> (40%) · RAA: </w:t>
-      </w:r>
-      <w:r>
-        <w:rPr>
-          <w:b/>
-          <w:color w:val="4A4A49"/>
-          <w:sz w:val="22"/>
-        </w:rPr>
-        <w:t>RAA1, RAA2, RAA3</w:t>
-      </w:r>
-      <w:r>
-        <w:rPr>
-          <w:b w:val="0"/>
-          <w:color w:val="4A4A49"/>
-          <w:sz w:val="22"/>
-        </w:rPr>
-        <w:t xml:space="preserve"> · </w:t>
-      </w:r>
-      <w:r>
-        <w:rPr>
-          <w:b/>
-          <w:color w:val="4A4A49"/>
-          <w:sz w:val="22"/>
-        </w:rPr>
-        <w:t>cierra el corte</w:t>
-      </w:r>
-    </w:p>
-    <w:p>
-      <w:pPr>
-        <w:pStyle w:val="ListBullet"/>
-      </w:pPr>
-      <w:r>
-        <w:rPr>
-          <w:b/>
-          <w:color w:val="4A4A49"/>
-          <w:sz w:val="22"/>
-        </w:rPr>
-        <w:t>Material general para los tres grupos</w:t>
-      </w:r>
-      <w:r>
-        <w:rPr>
-          <w:b w:val="0"/>
-          <w:color w:val="4A4A49"/>
-          <w:sz w:val="22"/>
-        </w:rPr>
-        <w:t xml:space="preserve"> (SB141B, SB141C, LB141F): sin fechas ni horarios de reloj. El reloj de pared de cada grupo está en su </w:t>
-      </w:r>
-      <w:r>
-        <w:rPr>
-          <w:rFonts w:ascii="Consolas" w:hAnsi="Consolas"/>
-          <w:b w:val="0"/>
-          <w:color w:val="111111"/>
-          <w:sz w:val="21"/>
-        </w:rPr>
-        <w:t>CALENDARIO_2026-2 - &lt;GRUPO&gt;.md</w:t>
-      </w:r>
-      <w:r>
-        <w:rPr>
-          <w:b w:val="0"/>
-          <w:color w:val="4A4A49"/>
-          <w:sz w:val="22"/>
-        </w:rPr>
-        <w:t>.</w:t>
-      </w:r>
-    </w:p>
-    <w:p>
-      <w:pPr>
-        <w:pStyle w:val="ListBullet"/>
-      </w:pPr>
-      <w:r>
-        <w:rPr>
-          <w:b w:val="0"/>
-          <w:color w:val="4A4A49"/>
-          <w:sz w:val="22"/>
-        </w:rPr>
-        <w:t>Enfoque: Aprendizaje basado en competencia + Aprendizaje Invertido · Estrategia: ABPr — Aprendizaje Basado en Proyectos</w:t>
       </w:r>
     </w:p>
     <w:p>
@@ -225,7 +24,7 @@
           <w:color w:val="4A4A49"/>
           <w:sz w:val="21"/>
         </w:rPr>
-        <w:t>No hay examen final escrito en este curso.</w:t>
+        <w:t>Guion de tiempos y desarrollo de la clase.</w:t>
       </w:r>
       <w:r>
         <w:rPr>
@@ -234,7 +33,7 @@
           <w:color w:val="4A4A49"/>
           <w:sz w:val="21"/>
         </w:rPr>
-        <w:t xml:space="preserve"> El 40 % del corte 3 se reparte en exposición final 15 % (Clase 15) + </w:t>
+        <w:t xml:space="preserve"> Dice qué franja es, qué lámina está en pantalla y qué se hace. </w:t>
       </w:r>
       <w:r>
         <w:rPr>
@@ -243,7 +42,7 @@
           <w:color w:val="4A4A49"/>
           <w:sz w:val="21"/>
         </w:rPr>
-        <w:t>informe final 20 % (hoy)</w:t>
+        <w:t>Los conceptos y las respuestas a las preguntas de cada lámina están en las NOTAS DEL PRESENTADOR del deck</w:t>
       </w:r>
       <w:r>
         <w:rPr>
@@ -252,25 +51,7 @@
           <w:color w:val="4A4A49"/>
           <w:sz w:val="21"/>
         </w:rPr>
-        <w:t xml:space="preserve"> + asistencia 5 %. El informe </w:t>
-      </w:r>
-      <w:r>
-        <w:rPr>
-          <w:b/>
-          <w:i/>
-          <w:color w:val="4A4A49"/>
-          <w:sz w:val="21"/>
-        </w:rPr>
-        <w:t>se entrega dentro de la clase</w:t>
-      </w:r>
-      <w:r>
-        <w:rPr>
-          <w:b w:val="0"/>
-          <w:i/>
-          <w:color w:val="4A4A49"/>
-          <w:sz w:val="21"/>
-        </w:rPr>
-        <w:t>: se arma, se revisa con la lista de verificación y se sube antes de terminar la sesión.</w:t>
+        <w:t xml:space="preserve"> (en PowerPoint: vista del presentador, o Ver → Notas), debajo de la lámina donde hacen falta.</w:t>
       </w:r>
     </w:p>
     <w:p>
@@ -283,7 +64,7 @@
           <w:color w:val="1A1C1D"/>
           <w:sz w:val="32"/>
         </w:rPr>
-        <w:t>Objetivos de la clase</w:t>
+        <w:t>Información de la clase</w:t>
       </w:r>
     </w:p>
     <w:p>
@@ -296,39 +77,7 @@
           <w:color w:val="4A4A49"/>
           <w:sz w:val="22"/>
         </w:rPr>
-        <w:t xml:space="preserve">Armar y entregar el </w:t>
-      </w:r>
-      <w:r>
-        <w:rPr>
-          <w:b/>
-          <w:color w:val="4A4A49"/>
-          <w:sz w:val="22"/>
-        </w:rPr>
-        <w:t>informe final</w:t>
-      </w:r>
-      <w:r>
-        <w:rPr>
-          <w:b w:val="0"/>
-          <w:color w:val="4A4A49"/>
-          <w:sz w:val="22"/>
-        </w:rPr>
-        <w:t xml:space="preserve"> con sus doce secciones (</w:t>
-      </w:r>
-      <w:r>
-        <w:rPr>
-          <w:b/>
-          <w:color w:val="4A4A49"/>
-          <w:sz w:val="22"/>
-        </w:rPr>
-        <w:t>20 %</w:t>
-      </w:r>
-      <w:r>
-        <w:rPr>
-          <w:b w:val="0"/>
-          <w:color w:val="4A4A49"/>
-          <w:sz w:val="22"/>
-        </w:rPr>
-        <w:t>).</w:t>
+        <w:t>Asignatura: Introducción a la Ingeniería (FI300101)</w:t>
       </w:r>
     </w:p>
     <w:p>
@@ -337,19 +86,19 @@
       </w:pPr>
       <w:r>
         <w:rPr>
+          <w:b w:val="0"/>
+          <w:color w:val="4A4A49"/>
+          <w:sz w:val="22"/>
+        </w:rPr>
+        <w:t xml:space="preserve">Duración del bloque: </w:t>
+      </w:r>
+      <w:r>
+        <w:rPr>
           <w:b/>
           <w:color w:val="4A4A49"/>
           <w:sz w:val="22"/>
         </w:rPr>
-        <w:t>Socializar</w:t>
-      </w:r>
-      <w:r>
-        <w:rPr>
-          <w:b w:val="0"/>
-          <w:color w:val="4A4A49"/>
-          <w:sz w:val="22"/>
-        </w:rPr>
-        <w:t xml:space="preserve"> el proyecto en la galería del curso y ver los otros cuatro.</w:t>
+        <w:t>90 min</w:t>
       </w:r>
     </w:p>
     <w:p>
@@ -362,23 +111,7 @@
           <w:color w:val="4A4A49"/>
           <w:sz w:val="22"/>
         </w:rPr>
-        <w:t xml:space="preserve">Hacer una </w:t>
-      </w:r>
-      <w:r>
-        <w:rPr>
-          <w:b/>
-          <w:color w:val="4A4A49"/>
-          <w:sz w:val="22"/>
-        </w:rPr>
-        <w:t>autoevaluación y una coevaluación</w:t>
-      </w:r>
-      <w:r>
-        <w:rPr>
-          <w:b w:val="0"/>
-          <w:color w:val="4A4A49"/>
-          <w:sz w:val="22"/>
-        </w:rPr>
-        <w:t xml:space="preserve"> con criterios, no con impresiones.</w:t>
+        <w:t>Tipo: Clase virtual sincrónica por Microsoft Teams · Sesión 11 de 11 (sesión doble junto con la Clase 15) · corresponde al tema 16 del microcurrículo</w:t>
       </w:r>
     </w:p>
     <w:p>
@@ -391,7 +124,7 @@
           <w:color w:val="4A4A49"/>
           <w:sz w:val="22"/>
         </w:rPr>
-        <w:t xml:space="preserve">Reconocer </w:t>
+        <w:t xml:space="preserve">Modalidad: </w:t>
       </w:r>
       <w:r>
         <w:rPr>
@@ -399,7 +132,7 @@
           <w:color w:val="4A4A49"/>
           <w:sz w:val="22"/>
         </w:rPr>
-        <w:t>qué se sabe hacer hoy</w:t>
+        <w:t>Virtual (síncrona)</w:t>
       </w:r>
       <w:r>
         <w:rPr>
@@ -407,40 +140,52 @@
           <w:color w:val="4A4A49"/>
           <w:sz w:val="22"/>
         </w:rPr>
-        <w:t xml:space="preserve"> que no se sabía en la sesión 1.</w:t>
+        <w:t xml:space="preserve"> por Microsoft Teams · actividades en plataformas gratuitas en la nube · los 5 equipos trabajan en </w:t>
+      </w:r>
+      <w:r>
+        <w:rPr>
+          <w:b/>
+          <w:color w:val="4A4A49"/>
+          <w:sz w:val="22"/>
+        </w:rPr>
+        <w:t>salas de grupo</w:t>
       </w:r>
     </w:p>
     <w:p>
       <w:pPr>
-        <w:spacing w:before="200" w:after="60"/>
+        <w:pStyle w:val="ListBullet"/>
       </w:pPr>
       <w:r>
         <w:rPr>
-          <w:b/>
-          <w:color w:val="1A1C1D"/>
-          <w:sz w:val="32"/>
-        </w:rPr>
-        <w:t>Hoy avanzamos el proyecto en…</w:t>
-      </w:r>
-    </w:p>
-    <w:p>
+          <w:b w:val="0"/>
+          <w:color w:val="4A4A49"/>
+          <w:sz w:val="22"/>
+        </w:rPr>
+        <w:t xml:space="preserve">Corte </w:t>
+      </w:r>
       <w:r>
         <w:rPr>
           <w:b/>
           <w:color w:val="4A4A49"/>
           <w:sz w:val="22"/>
         </w:rPr>
-        <w:t>Informe final entregado, proyecto socializado en la galería del curso, y autoevaluación y coevaluación completadas — el proyecto queda cerrado</w:t>
-      </w:r>
-    </w:p>
-    <w:p>
+        <w:t>3</w:t>
+      </w:r>
+      <w:r>
+        <w:rPr>
+          <w:b w:val="0"/>
+          <w:color w:val="4A4A49"/>
+          <w:sz w:val="22"/>
+        </w:rPr>
+        <w:t xml:space="preserve"> (40%) · RAA: </w:t>
+      </w:r>
       <w:r>
         <w:rPr>
           <w:b/>
           <w:color w:val="4A4A49"/>
           <w:sz w:val="22"/>
         </w:rPr>
-        <w:t>Entregable concreto:</w:t>
+        <w:t>RAA1, RAA2, RAA3</w:t>
       </w:r>
       <w:r>
         <w:rPr>
@@ -448,17 +193,28 @@
           <w:color w:val="4A4A49"/>
           <w:sz w:val="22"/>
         </w:rPr>
-        <w:t xml:space="preserve"> el informe final en PDF y el enlace del documento en la carpeta del equipo, la columna del equipo en la galería del muro, y la autoevaluación individual entregada solo al docente</w:t>
-      </w:r>
-    </w:p>
-    <w:p>
+        <w:t xml:space="preserve"> · </w:t>
+      </w:r>
       <w:r>
         <w:rPr>
           <w:b/>
           <w:color w:val="4A4A49"/>
           <w:sz w:val="22"/>
         </w:rPr>
-        <w:t>Herramientas de esta sesión:</w:t>
+        <w:t>cierra el corte</w:t>
+      </w:r>
+    </w:p>
+    <w:p>
+      <w:pPr>
+        <w:pStyle w:val="ListBullet"/>
+      </w:pPr>
+      <w:r>
+        <w:rPr>
+          <w:b/>
+          <w:color w:val="4A4A49"/>
+          <w:sz w:val="22"/>
+        </w:rPr>
+        <w:t>Material general para los tres grupos</w:t>
       </w:r>
       <w:r>
         <w:rPr>
@@ -466,7 +222,37 @@
           <w:color w:val="4A4A49"/>
           <w:sz w:val="22"/>
         </w:rPr>
-        <w:t xml:space="preserve"> Google Drive (Docs y Slides) · Padlet</w:t>
+        <w:t xml:space="preserve"> (SB141B, SB141C, LB141F): sin fechas ni horarios de reloj. El reloj de pared de cada grupo está en su </w:t>
+      </w:r>
+      <w:r>
+        <w:rPr>
+          <w:rFonts w:ascii="Consolas" w:hAnsi="Consolas"/>
+          <w:b w:val="0"/>
+          <w:color w:val="111111"/>
+          <w:sz w:val="21"/>
+        </w:rPr>
+        <w:t>CALENDARIO_2026-2 - &lt;GRUPO&gt;.md</w:t>
+      </w:r>
+      <w:r>
+        <w:rPr>
+          <w:b w:val="0"/>
+          <w:color w:val="4A4A49"/>
+          <w:sz w:val="22"/>
+        </w:rPr>
+        <w:t>.</w:t>
+      </w:r>
+    </w:p>
+    <w:p>
+      <w:pPr>
+        <w:pStyle w:val="ListBullet"/>
+      </w:pPr>
+      <w:r>
+        <w:rPr>
+          <w:b w:val="0"/>
+          <w:color w:val="4A4A49"/>
+          <w:sz w:val="22"/>
+        </w:rPr>
+        <w:t>Enfoque: Aprendizaje basado en competencia + Aprendizaje Invertido · Estrategia: ABPr — Aprendizaje Basado en Proyectos</w:t>
       </w:r>
     </w:p>
     <w:p>
@@ -476,12 +262,21 @@
       </w:pPr>
       <w:r>
         <w:rPr>
+          <w:b/>
+          <w:i/>
+          <w:color w:val="4A4A49"/>
+          <w:sz w:val="21"/>
+        </w:rPr>
+        <w:t>No hay examen final escrito en este curso.</w:t>
+      </w:r>
+      <w:r>
+        <w:rPr>
           <w:b w:val="0"/>
           <w:i/>
           <w:color w:val="4A4A49"/>
           <w:sz w:val="21"/>
         </w:rPr>
-        <w:t xml:space="preserve">El informe en </w:t>
+        <w:t xml:space="preserve"> El 40 % del corte 3 se reparte en exposición final 15 % (Clase 15) + </w:t>
       </w:r>
       <w:r>
         <w:rPr>
@@ -490,7 +285,7 @@
           <w:color w:val="4A4A49"/>
           <w:sz w:val="21"/>
         </w:rPr>
-        <w:t>Google Docs</w:t>
+        <w:t>informe final 20 % (hoy)</w:t>
       </w:r>
       <w:r>
         <w:rPr>
@@ -499,7 +294,7 @@
           <w:color w:val="4A4A49"/>
           <w:sz w:val="21"/>
         </w:rPr>
-        <w:t xml:space="preserve">, en la carpeta del equipo, con </w:t>
+        <w:t xml:space="preserve"> + asistencia 5 %. El informe </w:t>
       </w:r>
       <w:r>
         <w:rPr>
@@ -508,7 +303,7 @@
           <w:color w:val="4A4A49"/>
           <w:sz w:val="21"/>
         </w:rPr>
-        <w:t>el enlace compartido y una copia en PDF</w:t>
+        <w:t>se entrega dentro de la clase</w:t>
       </w:r>
       <w:r>
         <w:rPr>
@@ -517,79 +312,7 @@
           <w:color w:val="4A4A49"/>
           <w:sz w:val="21"/>
         </w:rPr>
-        <w:t xml:space="preserve">. La galería del curso en </w:t>
-      </w:r>
-      <w:r>
-        <w:rPr>
-          <w:b/>
-          <w:i/>
-          <w:color w:val="4A4A49"/>
-          <w:sz w:val="21"/>
-        </w:rPr>
-        <w:t>Padlet</w:t>
-      </w:r>
-      <w:r>
-        <w:rPr>
-          <w:b w:val="0"/>
-          <w:i/>
-          <w:color w:val="4A4A49"/>
-          <w:sz w:val="21"/>
-        </w:rPr>
-        <w:t xml:space="preserve">: una columna por equipo con tres imágenes y cinco líneas. La </w:t>
-      </w:r>
-      <w:r>
-        <w:rPr>
-          <w:b/>
-          <w:i/>
-          <w:color w:val="4A4A49"/>
-          <w:sz w:val="21"/>
-        </w:rPr>
-        <w:t>autoevaluación y la coevaluación</w:t>
-      </w:r>
-      <w:r>
-        <w:rPr>
-          <w:b w:val="0"/>
-          <w:i/>
-          <w:color w:val="4A4A49"/>
-          <w:sz w:val="21"/>
-        </w:rPr>
-        <w:t xml:space="preserve"> en el formato del documento del equipo, y la individual se entrega </w:t>
-      </w:r>
-      <w:r>
-        <w:rPr>
-          <w:b/>
-          <w:i/>
-          <w:color w:val="4A4A49"/>
-          <w:sz w:val="21"/>
-        </w:rPr>
-        <w:t>solo al docente</w:t>
-      </w:r>
-      <w:r>
-        <w:rPr>
-          <w:b w:val="0"/>
-          <w:i/>
-          <w:color w:val="4A4A49"/>
-          <w:sz w:val="21"/>
-        </w:rPr>
-        <w:t xml:space="preserve">, no al muro. </w:t>
-      </w:r>
-      <w:r>
-        <w:rPr>
-          <w:b/>
-          <w:i/>
-          <w:color w:val="4A4A49"/>
-          <w:sz w:val="21"/>
-        </w:rPr>
-        <w:t>Hoy no se usa asistente de IA</w:t>
-      </w:r>
-      <w:r>
-        <w:rPr>
-          <w:b w:val="0"/>
-          <w:i/>
-          <w:color w:val="4A4A49"/>
-          <w:sz w:val="21"/>
-        </w:rPr>
-        <w:t xml:space="preserve"> — pero sí se declara el que se usó en las sesiones 3 y 11.</w:t>
+        <w:t>: se arma, se revisa con la lista de verificación y se sube antes de terminar la sesión.</w:t>
       </w:r>
     </w:p>
     <w:p>
@@ -602,17 +325,20 @@
           <w:color w:val="1A1C1D"/>
           <w:sz w:val="32"/>
         </w:rPr>
-        <w:t>Fundamento teórico para el docente</w:t>
+        <w:t>Objetivos de la clase</w:t>
       </w:r>
     </w:p>
     <w:p>
+      <w:pPr>
+        <w:pStyle w:val="ListBullet"/>
+      </w:pPr>
       <w:r>
         <w:rPr>
           <w:b w:val="0"/>
           <w:color w:val="4A4A49"/>
           <w:sz w:val="22"/>
         </w:rPr>
-        <w:t xml:space="preserve">Esta sección está escrita para dictar la clase </w:t>
+        <w:t xml:space="preserve">Armar y entregar el </w:t>
       </w:r>
       <w:r>
         <w:rPr>
@@ -620,7 +346,7 @@
           <w:color w:val="4A4A49"/>
           <w:sz w:val="22"/>
         </w:rPr>
-        <w:t>sin consultar otra fuente</w:t>
+        <w:t>informe final</w:t>
       </w:r>
       <w:r>
         <w:rPr>
@@ -628,7 +354,102 @@
           <w:color w:val="4A4A49"/>
           <w:sz w:val="22"/>
         </w:rPr>
-        <w:t>, y va dividida por diapositiva: cada bloque dice a qué diapositiva corresponde.</w:t>
+        <w:t xml:space="preserve"> con sus doce secciones (</w:t>
+      </w:r>
+      <w:r>
+        <w:rPr>
+          <w:b/>
+          <w:color w:val="4A4A49"/>
+          <w:sz w:val="22"/>
+        </w:rPr>
+        <w:t>20 %</w:t>
+      </w:r>
+      <w:r>
+        <w:rPr>
+          <w:b w:val="0"/>
+          <w:color w:val="4A4A49"/>
+          <w:sz w:val="22"/>
+        </w:rPr>
+        <w:t>).</w:t>
+      </w:r>
+    </w:p>
+    <w:p>
+      <w:pPr>
+        <w:pStyle w:val="ListBullet"/>
+      </w:pPr>
+      <w:r>
+        <w:rPr>
+          <w:b/>
+          <w:color w:val="4A4A49"/>
+          <w:sz w:val="22"/>
+        </w:rPr>
+        <w:t>Socializar</w:t>
+      </w:r>
+      <w:r>
+        <w:rPr>
+          <w:b w:val="0"/>
+          <w:color w:val="4A4A49"/>
+          <w:sz w:val="22"/>
+        </w:rPr>
+        <w:t xml:space="preserve"> el proyecto en la galería del curso y ver los otros cuatro.</w:t>
+      </w:r>
+    </w:p>
+    <w:p>
+      <w:pPr>
+        <w:pStyle w:val="ListBullet"/>
+      </w:pPr>
+      <w:r>
+        <w:rPr>
+          <w:b w:val="0"/>
+          <w:color w:val="4A4A49"/>
+          <w:sz w:val="22"/>
+        </w:rPr>
+        <w:t xml:space="preserve">Hacer una </w:t>
+      </w:r>
+      <w:r>
+        <w:rPr>
+          <w:b/>
+          <w:color w:val="4A4A49"/>
+          <w:sz w:val="22"/>
+        </w:rPr>
+        <w:t>autoevaluación y una coevaluación</w:t>
+      </w:r>
+      <w:r>
+        <w:rPr>
+          <w:b w:val="0"/>
+          <w:color w:val="4A4A49"/>
+          <w:sz w:val="22"/>
+        </w:rPr>
+        <w:t xml:space="preserve"> con criterios, no con impresiones.</w:t>
+      </w:r>
+    </w:p>
+    <w:p>
+      <w:pPr>
+        <w:pStyle w:val="ListBullet"/>
+      </w:pPr>
+      <w:r>
+        <w:rPr>
+          <w:b w:val="0"/>
+          <w:color w:val="4A4A49"/>
+          <w:sz w:val="22"/>
+        </w:rPr>
+        <w:t xml:space="preserve">Reconocer </w:t>
+      </w:r>
+      <w:r>
+        <w:rPr>
+          <w:b/>
+          <w:color w:val="4A4A49"/>
+          <w:sz w:val="22"/>
+        </w:rPr>
+        <w:t>qué se sabe hacer hoy</w:t>
+      </w:r>
+      <w:r>
+        <w:rPr>
+          <w:b w:val="0"/>
+          <w:color w:val="4A4A49"/>
+          <w:sz w:val="22"/>
+        </w:rPr>
+        <w:t xml:space="preserve"> que no se sabía en la sesión 1.</w:t>
       </w:r>
     </w:p>
     <w:p>
@@ -641,594 +462,53 @@
           <w:color w:val="1A1C1D"/>
           <w:sz w:val="32"/>
         </w:rPr>
-        <w:t>La pregunta de entrada: el pago de haber escrito en cada sesión - diapositiva 4</w:t>
+        <w:t>Hoy avanzamos el proyecto en…</w:t>
       </w:r>
     </w:p>
     <w:p>
+      <w:r>
+        <w:rPr>
+          <w:b/>
+          <w:color w:val="4A4A49"/>
+          <w:sz w:val="22"/>
+        </w:rPr>
+        <w:t>Informe final entregado, proyecto socializado en la galería del curso, y autoevaluación y coevaluación completadas — el proyecto queda cerrado</w:t>
+      </w:r>
+    </w:p>
+    <w:p>
+      <w:r>
+        <w:rPr>
+          <w:b/>
+          <w:color w:val="4A4A49"/>
+          <w:sz w:val="22"/>
+        </w:rPr>
+        <w:t>Entregable concreto:</w:t>
+      </w:r>
       <w:r>
         <w:rPr>
           <w:b w:val="0"/>
           <w:color w:val="4A4A49"/>
           <w:sz w:val="22"/>
         </w:rPr>
-        <w:t>Proyectado en la lamina «La pregunta de entrada: el pago de haber escrito en cada sesión (1/2)» (4 vinetas).</w:t>
+        <w:t xml:space="preserve"> el informe final en PDF y el enlace del documento en la carpeta del equipo, la columna del equipo en la galería del muro, y la autoevaluación individual entregada solo al docente</w:t>
       </w:r>
     </w:p>
     <w:p>
-      <w:pPr>
-        <w:pStyle w:val="ListBullet"/>
-      </w:pPr>
+      <w:r>
+        <w:rPr>
+          <w:b/>
+          <w:color w:val="4A4A49"/>
+          <w:sz w:val="22"/>
+        </w:rPr>
+        <w:t>Herramientas de esta sesión:</w:t>
+      </w:r>
       <w:r>
         <w:rPr>
           <w:b w:val="0"/>
           <w:color w:val="4A4A49"/>
           <w:sz w:val="22"/>
         </w:rPr>
-        <w:t xml:space="preserve">Vale la pena detenerse ahí treinta segundos, porque es una de las lecciones más transferibles del curso: </w:t>
-      </w:r>
-      <w:r>
-        <w:rPr>
-          <w:b/>
-          <w:color w:val="4A4A49"/>
-          <w:sz w:val="22"/>
-        </w:rPr>
-        <w:t>el informe no se escribió hoy, se escribió en dieciséis sesiones.</w:t>
-      </w:r>
-      <w:r>
-        <w:rPr>
-          <w:b w:val="0"/>
-          <w:color w:val="4A4A49"/>
-          <w:sz w:val="22"/>
-        </w:rPr>
-        <w:t xml:space="preserve"> La ficha del problema de la sesión 6 es la sección 2; la matriz de la 8 es la sección 6; los hallazgos de la 12 son la sección 8.</w:t>
-      </w:r>
-    </w:p>
-    <w:p>
-      <w:pPr>
-        <w:spacing w:before="200" w:after="60"/>
-      </w:pPr>
-      <w:r>
-        <w:rPr>
-          <w:b/>
-          <w:color w:val="1A1C1D"/>
-          <w:sz w:val="32"/>
-        </w:rPr>
-        <w:t>Las doce secciones, y el orden correcto para armarlas - diapositivas 5, 6 y 7</w:t>
-      </w:r>
-    </w:p>
-    <w:p>
-      <w:r>
-        <w:rPr>
-          <w:b w:val="0"/>
-          <w:color w:val="4A4A49"/>
-          <w:sz w:val="22"/>
-        </w:rPr>
-        <w:t>Proyectado en la lamina «La pregunta de entrada: el pago de haber escrito en cada sesión (2/2)» (2 vinetas).</w:t>
-      </w:r>
-    </w:p>
-    <w:p>
-      <w:pPr>
-        <w:spacing w:before="200" w:after="60"/>
-      </w:pPr>
-      <w:r>
-        <w:rPr>
-          <w:b/>
-          <w:color w:val="1A1C1D"/>
-          <w:sz w:val="32"/>
-        </w:rPr>
-        <w:t>La galería, y por qué socializar no es exponer otra vez - diapositiva 8</w:t>
-      </w:r>
-    </w:p>
-    <w:p>
-      <w:r>
-        <w:rPr>
-          <w:b w:val="0"/>
-          <w:color w:val="4A4A49"/>
-          <w:sz w:val="22"/>
-        </w:rPr>
-        <w:t>Proyectado en la lamina «Las doce secciones, y el orden correcto para armarlas (1/3)» (5 vinetas).</w:t>
-      </w:r>
-    </w:p>
-    <w:p>
-      <w:pPr>
-        <w:pStyle w:val="ListBullet"/>
-      </w:pPr>
-      <w:r>
-        <w:rPr>
-          <w:b w:val="0"/>
-          <w:color w:val="4A4A49"/>
-          <w:sz w:val="22"/>
-        </w:rPr>
-        <w:t xml:space="preserve">Sobre la </w:t>
-      </w:r>
-      <w:r>
-        <w:rPr>
-          <w:b/>
-          <w:color w:val="4A4A49"/>
-          <w:sz w:val="22"/>
-        </w:rPr>
-        <w:t>sección 11, la declaración del uso de IA</w:t>
-      </w:r>
-      <w:r>
-        <w:rPr>
-          <w:b w:val="0"/>
-          <w:color w:val="4A4A49"/>
-          <w:sz w:val="22"/>
-        </w:rPr>
-        <w:t>: es un cuarto de página y es la que más se olvida.</w:t>
-      </w:r>
-    </w:p>
-    <w:p>
-      <w:pPr>
-        <w:spacing w:before="200" w:after="60"/>
-      </w:pPr>
-      <w:r>
-        <w:rPr>
-          <w:b/>
-          <w:color w:val="1A1C1D"/>
-          <w:sz w:val="32"/>
-        </w:rPr>
-        <w:t>Autoevaluación y coevaluación: cómo evitar que sea un trámite - diapositiva 9</w:t>
-      </w:r>
-    </w:p>
-    <w:p>
-      <w:r>
-        <w:rPr>
-          <w:b w:val="0"/>
-          <w:color w:val="4A4A49"/>
-          <w:sz w:val="22"/>
-        </w:rPr>
-        <w:t>Proyectado en la lamina «Las doce secciones, y el orden correcto para armarlas (2/3)» (5 vinetas).</w:t>
-      </w:r>
-    </w:p>
-    <w:p>
-      <w:pPr>
-        <w:spacing w:before="200" w:after="60"/>
-      </w:pPr>
-      <w:r>
-        <w:rPr>
-          <w:b/>
-          <w:color w:val="1A1C1D"/>
-          <w:sz w:val="32"/>
-        </w:rPr>
-        <w:t>El cierre del curso: veinte minutos que no son un discurso - diapositiva 10</w:t>
-      </w:r>
-    </w:p>
-    <w:p>
-      <w:r>
-        <w:rPr>
-          <w:b w:val="0"/>
-          <w:color w:val="4A4A49"/>
-          <w:sz w:val="22"/>
-        </w:rPr>
-        <w:t>Proyectado en la lamina «Las doce secciones, y el orden correcto para armarlas (3/3)» (3 vinetas).</w:t>
-      </w:r>
-    </w:p>
-    <w:p>
-      <w:pPr>
-        <w:spacing w:before="200" w:after="60"/>
-      </w:pPr>
-      <w:r>
-        <w:rPr>
-          <w:b/>
-          <w:color w:val="1A1C1D"/>
-          <w:sz w:val="32"/>
-        </w:rPr>
-        <w:t>Referencias a diapositivas</w:t>
-      </w:r>
-    </w:p>
-    <w:p>
-      <w:r>
-        <w:rPr>
-          <w:b w:val="0"/>
-          <w:color w:val="4A4A49"/>
-          <w:sz w:val="22"/>
-        </w:rPr>
-        <w:t xml:space="preserve">Numeración real del deck </w:t>
-      </w:r>
-      <w:r>
-        <w:rPr>
-          <w:rFonts w:ascii="Consolas" w:hAnsi="Consolas"/>
-          <w:b w:val="0"/>
-          <w:color w:val="111111"/>
-          <w:sz w:val="21"/>
-        </w:rPr>
-        <w:t>Clases/Clase 16 - Socializacion y evaluacion final del curso/Presentacion.pptx</w:t>
-      </w:r>
-      <w:r>
-        <w:rPr>
-          <w:b w:val="0"/>
-          <w:color w:val="4A4A49"/>
-          <w:sz w:val="22"/>
-        </w:rPr>
-        <w:t>. Las etiquetas [Slide N] del plan y las referencias del fundamento apuntan aquí.</w:t>
-      </w:r>
-    </w:p>
-    <w:p>
-      <w:pPr>
-        <w:pStyle w:val="ListNumber"/>
-      </w:pPr>
-      <w:r>
-        <w:rPr>
-          <w:b w:val="0"/>
-          <w:color w:val="4A4A49"/>
-          <w:sz w:val="22"/>
-        </w:rPr>
-        <w:t>Portada · Clase 16</w:t>
-      </w:r>
-    </w:p>
-    <w:p>
-      <w:pPr>
-        <w:pStyle w:val="ListNumber"/>
-      </w:pPr>
-      <w:r>
-        <w:rPr>
-          <w:b w:val="0"/>
-          <w:color w:val="4A4A49"/>
-          <w:sz w:val="22"/>
-        </w:rPr>
-        <w:t>Agenda de hoy (90 min)</w:t>
-      </w:r>
-    </w:p>
-    <w:p>
-      <w:pPr>
-        <w:pStyle w:val="ListNumber"/>
-      </w:pPr>
-      <w:r>
-        <w:rPr>
-          <w:b w:val="0"/>
-          <w:color w:val="4A4A49"/>
-          <w:sz w:val="22"/>
-        </w:rPr>
-        <w:t>Objetivos de la sesión</w:t>
-      </w:r>
-    </w:p>
-    <w:p>
-      <w:pPr>
-        <w:pStyle w:val="ListNumber"/>
-      </w:pPr>
-      <w:r>
-        <w:rPr>
-          <w:b w:val="0"/>
-          <w:color w:val="4A4A49"/>
-          <w:sz w:val="22"/>
-        </w:rPr>
-        <w:t>Pregunta de entrada</w:t>
-      </w:r>
-    </w:p>
-    <w:p>
-      <w:pPr>
-        <w:pStyle w:val="ListNumber"/>
-      </w:pPr>
-      <w:r>
-        <w:rPr>
-          <w:b w:val="0"/>
-          <w:color w:val="4A4A49"/>
-          <w:sz w:val="22"/>
-        </w:rPr>
-        <w:t>Qué lleva el informe final (20 %) · secciones 1 a 6</w:t>
-      </w:r>
-    </w:p>
-    <w:p>
-      <w:pPr>
-        <w:pStyle w:val="ListNumber"/>
-      </w:pPr>
-      <w:r>
-        <w:rPr>
-          <w:b w:val="0"/>
-          <w:color w:val="4A4A49"/>
-          <w:sz w:val="22"/>
-        </w:rPr>
-        <w:t>Qué lleva el informe final (20 %) · secciones 7 a 12</w:t>
-      </w:r>
-    </w:p>
-    <w:p>
-      <w:pPr>
-        <w:pStyle w:val="ListNumber"/>
-      </w:pPr>
-      <w:r>
-        <w:rPr>
-          <w:b w:val="0"/>
-          <w:color w:val="4A4A49"/>
-          <w:sz w:val="22"/>
-        </w:rPr>
-        <w:t>Cómo se arma el informe en veinticuatro minutos</w:t>
-      </w:r>
-    </w:p>
-    <w:p>
-      <w:pPr>
-        <w:pStyle w:val="ListNumber"/>
-      </w:pPr>
-      <w:r>
-        <w:rPr>
-          <w:b w:val="0"/>
-          <w:color w:val="4A4A49"/>
-          <w:sz w:val="22"/>
-        </w:rPr>
-        <w:t>Cuatro cosas que bajan la nota del informe</w:t>
-      </w:r>
-    </w:p>
-    <w:p>
-      <w:pPr>
-        <w:pStyle w:val="ListNumber"/>
-      </w:pPr>
-      <w:r>
-        <w:rPr>
-          <w:b w:val="0"/>
-          <w:color w:val="4A4A49"/>
-          <w:sz w:val="22"/>
-        </w:rPr>
-        <w:t>La autoevaluación y la coevaluación, en serio</w:t>
-      </w:r>
-    </w:p>
-    <w:p>
-      <w:pPr>
-        <w:pStyle w:val="ListNumber"/>
-      </w:pPr>
-      <w:r>
-        <w:rPr>
-          <w:b w:val="0"/>
-          <w:color w:val="4A4A49"/>
-          <w:sz w:val="22"/>
-        </w:rPr>
-        <w:t>Lo que decían en la sesión 1 y lo que pueden sostener hoy</w:t>
-      </w:r>
-    </w:p>
-    <w:p>
-      <w:pPr>
-        <w:pStyle w:val="ListNumber"/>
-      </w:pPr>
-      <w:r>
-        <w:rPr>
-          <w:b w:val="0"/>
-          <w:color w:val="4A4A49"/>
-          <w:sz w:val="22"/>
-        </w:rPr>
-        <w:t>La pregunta de entrada: el pago de haber escrito en cada sesión (1/2)</w:t>
-      </w:r>
-    </w:p>
-    <w:p>
-      <w:pPr>
-        <w:pStyle w:val="ListNumber"/>
-      </w:pPr>
-      <w:r>
-        <w:rPr>
-          <w:b w:val="0"/>
-          <w:color w:val="4A4A49"/>
-          <w:sz w:val="22"/>
-        </w:rPr>
-        <w:t>La pregunta de entrada: el pago de haber escrito en cada sesión (2/2)</w:t>
-      </w:r>
-    </w:p>
-    <w:p>
-      <w:pPr>
-        <w:pStyle w:val="ListNumber"/>
-      </w:pPr>
-      <w:r>
-        <w:rPr>
-          <w:b w:val="0"/>
-          <w:color w:val="4A4A49"/>
-          <w:sz w:val="22"/>
-        </w:rPr>
-        <w:t>Las doce secciones, y el orden correcto para armarlas (1/3)</w:t>
-      </w:r>
-    </w:p>
-    <w:p>
-      <w:pPr>
-        <w:pStyle w:val="ListNumber"/>
-      </w:pPr>
-      <w:r>
-        <w:rPr>
-          <w:b w:val="0"/>
-          <w:color w:val="4A4A49"/>
-          <w:sz w:val="22"/>
-        </w:rPr>
-        <w:t>Las doce secciones, y el orden correcto para armarlas (2/3)</w:t>
-      </w:r>
-    </w:p>
-    <w:p>
-      <w:pPr>
-        <w:pStyle w:val="ListNumber"/>
-      </w:pPr>
-      <w:r>
-        <w:rPr>
-          <w:b w:val="0"/>
-          <w:color w:val="4A4A49"/>
-          <w:sz w:val="22"/>
-        </w:rPr>
-        <w:t>Las doce secciones, y el orden correcto para armarlas (3/3)</w:t>
-      </w:r>
-    </w:p>
-    <w:p>
-      <w:pPr>
-        <w:pStyle w:val="ListNumber"/>
-      </w:pPr>
-      <w:r>
-        <w:rPr>
-          <w:b w:val="0"/>
-          <w:color w:val="4A4A49"/>
-          <w:sz w:val="22"/>
-        </w:rPr>
-        <w:t>La galería, y por qué socializar no es exponer otra vez (1/2)</w:t>
-      </w:r>
-    </w:p>
-    <w:p>
-      <w:pPr>
-        <w:pStyle w:val="ListNumber"/>
-      </w:pPr>
-      <w:r>
-        <w:rPr>
-          <w:b w:val="0"/>
-          <w:color w:val="4A4A49"/>
-          <w:sz w:val="22"/>
-        </w:rPr>
-        <w:t>La galería, y por qué socializar no es exponer otra vez (2/2)</w:t>
-      </w:r>
-    </w:p>
-    <w:p>
-      <w:pPr>
-        <w:pStyle w:val="ListNumber"/>
-      </w:pPr>
-      <w:r>
-        <w:rPr>
-          <w:b w:val="0"/>
-          <w:color w:val="4A4A49"/>
-          <w:sz w:val="22"/>
-        </w:rPr>
-        <w:t>Autoevaluación y coevaluación: cómo evitar que sea un trámite (1/2)</w:t>
-      </w:r>
-    </w:p>
-    <w:p>
-      <w:pPr>
-        <w:pStyle w:val="ListNumber"/>
-      </w:pPr>
-      <w:r>
-        <w:rPr>
-          <w:b w:val="0"/>
-          <w:color w:val="4A4A49"/>
-          <w:sz w:val="22"/>
-        </w:rPr>
-        <w:t>Autoevaluación y coevaluación: cómo evitar que sea un trámite (2/2)</w:t>
-      </w:r>
-    </w:p>
-    <w:p>
-      <w:pPr>
-        <w:pStyle w:val="ListNumber"/>
-      </w:pPr>
-      <w:r>
-        <w:rPr>
-          <w:b w:val="0"/>
-          <w:color w:val="4A4A49"/>
-          <w:sz w:val="22"/>
-        </w:rPr>
-        <w:t>El cierre del curso: veinte minutos que no son un discurso (1/2)</w:t>
-      </w:r>
-    </w:p>
-    <w:p>
-      <w:pPr>
-        <w:pStyle w:val="ListNumber"/>
-      </w:pPr>
-      <w:r>
-        <w:rPr>
-          <w:b w:val="0"/>
-          <w:color w:val="4A4A49"/>
-          <w:sz w:val="22"/>
-        </w:rPr>
-        <w:t>El cierre del curso: veinte minutos que no son un discurso (2/2)</w:t>
-      </w:r>
-    </w:p>
-    <w:p>
-      <w:pPr>
-        <w:pStyle w:val="ListNumber"/>
-      </w:pPr>
-      <w:r>
-        <w:rPr>
-          <w:b w:val="0"/>
-          <w:color w:val="4A4A49"/>
-          <w:sz w:val="22"/>
-        </w:rPr>
-        <w:t>Plantilla del entregable: los 5 bloques</w:t>
-      </w:r>
-    </w:p>
-    <w:p>
-      <w:pPr>
-        <w:pStyle w:val="ListNumber"/>
-      </w:pPr>
-      <w:r>
-        <w:rPr>
-          <w:b w:val="0"/>
-          <w:color w:val="4A4A49"/>
-          <w:sz w:val="22"/>
-        </w:rPr>
-        <w:t>Guion de la exposicion, con tiempos</w:t>
-      </w:r>
-    </w:p>
-    <w:p>
-      <w:pPr>
-        <w:pStyle w:val="ListNumber"/>
-      </w:pPr>
-      <w:r>
-        <w:rPr>
-          <w:b w:val="0"/>
-          <w:color w:val="4A4A49"/>
-          <w:sz w:val="22"/>
-        </w:rPr>
-        <w:t>Taller de hoy: Informe final y autoevaluación</w:t>
-      </w:r>
-    </w:p>
-    <w:p>
-      <w:pPr>
-        <w:pStyle w:val="ListNumber"/>
-      </w:pPr>
-      <w:r>
-        <w:rPr>
-          <w:b w:val="0"/>
-          <w:color w:val="4A4A49"/>
-          <w:sz w:val="22"/>
-        </w:rPr>
-        <w:t>Cómo se expone en 3 minutos</w:t>
-      </w:r>
-    </w:p>
-    <w:p>
-      <w:pPr>
-        <w:pStyle w:val="ListNumber"/>
-      </w:pPr>
-      <w:r>
-        <w:rPr>
-          <w:b w:val="0"/>
-          <w:color w:val="4A4A49"/>
-          <w:sz w:val="22"/>
-        </w:rPr>
-        <w:t>Cierre del curso</w:t>
-      </w:r>
-    </w:p>
-    <w:p>
-      <w:pPr>
-        <w:pStyle w:val="ListNumber"/>
-      </w:pPr>
-      <w:r>
-        <w:rPr>
-          <w:b w:val="0"/>
-          <w:color w:val="4A4A49"/>
-          <w:sz w:val="22"/>
-        </w:rPr>
-        <w:t>Cierre · Gracias · Introducción a la Ingeniería</w:t>
-      </w:r>
-    </w:p>
-    <w:p>
-      <w:pPr>
-        <w:spacing w:before="200" w:after="60"/>
-      </w:pPr>
-      <w:r>
-        <w:rPr>
-          <w:b/>
-          <w:color w:val="1A1C1D"/>
-          <w:sz w:val="32"/>
-        </w:rPr>
-        <w:t>Plan de clase minuto a minuto (90 min)</w:t>
-      </w:r>
-    </w:p>
-    <w:p>
-      <w:pPr>
-        <w:spacing w:before="200" w:after="60"/>
-      </w:pPr>
-      <w:r>
-        <w:rPr>
-          <w:b/>
-          <w:color w:val="1A1C1D"/>
-          <w:sz w:val="32"/>
-        </w:rPr>
-        <w:t>00:00–00:06 · Apertura · [Slide 4]</w:t>
-      </w:r>
-    </w:p>
-    <w:p>
-      <w:r>
-        <w:rPr>
-          <w:b w:val="0"/>
-          <w:color w:val="4A4A49"/>
-          <w:sz w:val="22"/>
-        </w:rPr>
-        <w:t>Comparta pantalla antes de que entre el primero:</w:t>
+        <w:t xml:space="preserve"> Google Drive (Docs y Slides) · Padlet</w:t>
       </w:r>
     </w:p>
     <w:p>
@@ -1243,101 +523,115 @@
           <w:color w:val="4A4A49"/>
           <w:sz w:val="21"/>
         </w:rPr>
-        <w:t>«El informe final tiene doce secciones y vale el 20 %. ¿Cuántas de esas doce creen que van a escribir hoy desde cero?»</w:t>
-      </w:r>
-    </w:p>
-    <w:p>
+        <w:t xml:space="preserve">El informe en </w:t>
+      </w:r>
+      <w:r>
+        <w:rPr>
+          <w:b/>
+          <w:i/>
+          <w:color w:val="4A4A49"/>
+          <w:sz w:val="21"/>
+        </w:rPr>
+        <w:t>Google Docs</w:t>
+      </w:r>
       <w:r>
         <w:rPr>
           <w:b w:val="0"/>
+          <w:i/>
           <w:color w:val="4A4A49"/>
-          <w:sz w:val="22"/>
-        </w:rPr>
-        <w:t xml:space="preserve">Deje que respondan «ocho», «todas». La respuesta es </w:t>
+          <w:sz w:val="21"/>
+        </w:rPr>
+        <w:t xml:space="preserve">, en la carpeta del equipo, con </w:t>
       </w:r>
       <w:r>
         <w:rPr>
           <w:b/>
+          <w:i/>
           <w:color w:val="4A4A49"/>
-          <w:sz w:val="22"/>
-        </w:rPr>
-        <w:t>una: el resumen</w:t>
+          <w:sz w:val="21"/>
+        </w:rPr>
+        <w:t>el enlace compartido y una copia en PDF</w:t>
       </w:r>
       <w:r>
         <w:rPr>
           <w:b w:val="0"/>
+          <w:i/>
           <w:color w:val="4A4A49"/>
-          <w:sz w:val="22"/>
-        </w:rPr>
-        <w:t>.</w:t>
-      </w:r>
-    </w:p>
-    <w:p>
+          <w:sz w:val="21"/>
+        </w:rPr>
+        <w:t xml:space="preserve">. La galería del curso en </w:t>
+      </w:r>
       <w:r>
         <w:rPr>
           <w:b/>
+          <w:i/>
           <w:color w:val="4A4A49"/>
-          <w:sz w:val="22"/>
-        </w:rPr>
-        <w:t>[Nota docente]:</w:t>
+          <w:sz w:val="21"/>
+        </w:rPr>
+        <w:t>Padlet</w:t>
       </w:r>
       <w:r>
         <w:rPr>
           <w:b w:val="0"/>
+          <w:i/>
           <w:color w:val="4A4A49"/>
-          <w:sz w:val="22"/>
-        </w:rPr>
-        <w:t xml:space="preserve"> haga la lección de método explícita: </w:t>
+          <w:sz w:val="21"/>
+        </w:rPr>
+        <w:t xml:space="preserve">: una columna por equipo con tres imágenes y cinco líneas. La </w:t>
       </w:r>
       <w:r>
         <w:rPr>
           <w:b/>
+          <w:i/>
           <w:color w:val="4A4A49"/>
-          <w:sz w:val="22"/>
-        </w:rPr>
-        <w:t>el informe no se escribe hoy, se escribió en dieciséis sesiones.</w:t>
+          <w:sz w:val="21"/>
+        </w:rPr>
+        <w:t>autoevaluación y la coevaluación</w:t>
       </w:r>
       <w:r>
         <w:rPr>
           <w:b w:val="0"/>
+          <w:i/>
           <w:color w:val="4A4A49"/>
-          <w:sz w:val="22"/>
-        </w:rPr>
-        <w:t xml:space="preserve"> La alternativa era llegar con veinticuatro minutos y doce secciones en blanco.</w:t>
-      </w:r>
-    </w:p>
-    <w:p>
+          <w:sz w:val="21"/>
+        </w:rPr>
+        <w:t xml:space="preserve"> en el formato del documento del equipo, y la individual se entrega </w:t>
+      </w:r>
       <w:r>
         <w:rPr>
           <w:b/>
+          <w:i/>
           <w:color w:val="4A4A49"/>
-          <w:sz w:val="22"/>
-        </w:rPr>
-        <w:t>[Nota docente]:</w:t>
+          <w:sz w:val="21"/>
+        </w:rPr>
+        <w:t>solo al docente</w:t>
       </w:r>
       <w:r>
         <w:rPr>
           <w:b w:val="0"/>
+          <w:i/>
           <w:color w:val="4A4A49"/>
-          <w:sz w:val="22"/>
-        </w:rPr>
-        <w:t xml:space="preserve"> diga que </w:t>
+          <w:sz w:val="21"/>
+        </w:rPr>
+        <w:t xml:space="preserve">, no al muro. </w:t>
       </w:r>
       <w:r>
         <w:rPr>
           <w:b/>
+          <w:i/>
           <w:color w:val="4A4A49"/>
-          <w:sz w:val="22"/>
-        </w:rPr>
-        <w:t>no hay examen final escrito</w:t>
+          <w:sz w:val="21"/>
+        </w:rPr>
+        <w:t>Hoy no se usa asistente de IA</w:t>
       </w:r>
       <w:r>
         <w:rPr>
           <w:b w:val="0"/>
+          <w:i/>
           <w:color w:val="4A4A49"/>
-          <w:sz w:val="22"/>
-        </w:rPr>
-        <w:t>. La mitad del curso llega esperándolo, y saberlo cambia cómo usan los veinticuatro minutos.</w:t>
+          <w:sz w:val="21"/>
+        </w:rPr>
+        <w:t xml:space="preserve"> — pero sí se declara el que se usó en las sesiones 3 y 11.</w:t>
       </w:r>
     </w:p>
     <w:p>
@@ -1350,7 +644,17 @@
           <w:color w:val="1A1C1D"/>
           <w:sz w:val="32"/>
         </w:rPr>
-        <w:t>00:06–00:30 · Armado y revisión del informe (24 min) · [Slide 5]…[Slide 7]</w:t>
+        <w:t>Dónde está cada concepto</w:t>
+      </w:r>
+    </w:p>
+    <w:p>
+      <w:r>
+        <w:rPr>
+          <w:b w:val="0"/>
+          <w:color w:val="4A4A49"/>
+          <w:sz w:val="22"/>
+        </w:rPr>
+        <w:t>Debajo de estas láminas, en las notas del presentador:</w:t>
       </w:r>
     </w:p>
     <w:p>
@@ -1363,7 +667,7 @@
           <w:color w:val="4A4A49"/>
           <w:sz w:val="22"/>
         </w:rPr>
-        <w:t>4 min</w:t>
+        <w:t>La pregunta de entrada: el pago de haber escrito en cada sesión</w:t>
       </w:r>
       <w:r>
         <w:rPr>
@@ -1371,23 +675,7 @@
           <w:color w:val="4A4A49"/>
           <w:sz w:val="22"/>
         </w:rPr>
-        <w:t xml:space="preserve"> · Las dos tablas de secciones [Slide 5][Slide 6]. </w:t>
-      </w:r>
-      <w:r>
-        <w:rPr>
-          <w:b/>
-          <w:color w:val="4A4A49"/>
-          <w:sz w:val="22"/>
-        </w:rPr>
-        <w:t>No las lea completas</w:t>
-      </w:r>
-      <w:r>
-        <w:rPr>
-          <w:b w:val="0"/>
-          <w:color w:val="4A4A49"/>
-          <w:sz w:val="22"/>
-        </w:rPr>
-        <w:t>: señale tres filas y deje que vean el patrón de la columna del medio.</w:t>
+        <w:t xml:space="preserve"> → diapositiva 4</w:t>
       </w:r>
     </w:p>
     <w:p>
@@ -1400,7 +688,7 @@
           <w:color w:val="4A4A49"/>
           <w:sz w:val="22"/>
         </w:rPr>
-        <w:t>2 min</w:t>
+        <w:t>Las doce secciones, y el orden correcto para armarlas</w:t>
       </w:r>
       <w:r>
         <w:rPr>
@@ -1408,23 +696,7 @@
           <w:color w:val="4A4A49"/>
           <w:sz w:val="22"/>
         </w:rPr>
-        <w:t xml:space="preserve"> · El orden de armado [Slide 7]: </w:t>
-      </w:r>
-      <w:r>
-        <w:rPr>
-          <w:b/>
-          <w:color w:val="4A4A49"/>
-          <w:sz w:val="22"/>
-        </w:rPr>
-        <w:t>pegar, revisar, resumen al final</w:t>
-      </w:r>
-      <w:r>
-        <w:rPr>
-          <w:b w:val="0"/>
-          <w:color w:val="4A4A49"/>
-          <w:sz w:val="22"/>
-        </w:rPr>
-        <w:t>.</w:t>
+        <w:t xml:space="preserve"> → diapositivas 5, 6 y 7</w:t>
       </w:r>
     </w:p>
     <w:p>
@@ -1437,7 +709,7 @@
           <w:color w:val="4A4A49"/>
           <w:sz w:val="22"/>
         </w:rPr>
-        <w:t>18 min</w:t>
+        <w:t>La galería, y por qué socializar no es exponer otra vez</w:t>
       </w:r>
       <w:r>
         <w:rPr>
@@ -1445,17 +717,20 @@
           <w:color w:val="4A4A49"/>
           <w:sz w:val="22"/>
         </w:rPr>
-        <w:t xml:space="preserve"> · Los equipos trabajan en salas de grupo.</w:t>
+        <w:t xml:space="preserve"> → diapositiva 8</w:t>
       </w:r>
     </w:p>
     <w:p>
+      <w:pPr>
+        <w:pStyle w:val="ListBullet"/>
+      </w:pPr>
       <w:r>
         <w:rPr>
           <w:b/>
           <w:color w:val="4A4A49"/>
           <w:sz w:val="22"/>
         </w:rPr>
-        <w:t>[Nota docente]:</w:t>
+        <w:t>Autoevaluación y coevaluación: cómo evitar que sea un trámite</w:t>
       </w:r>
       <w:r>
         <w:rPr>
@@ -1463,15 +738,20 @@
           <w:color w:val="4A4A49"/>
           <w:sz w:val="22"/>
         </w:rPr>
-        <w:t xml:space="preserve"> insista en </w:t>
-      </w:r>
+        <w:t xml:space="preserve"> → diapositiva 10</w:t>
+      </w:r>
+    </w:p>
+    <w:p>
+      <w:pPr>
+        <w:pStyle w:val="ListBullet"/>
+      </w:pPr>
       <w:r>
         <w:rPr>
           <w:b/>
           <w:color w:val="4A4A49"/>
           <w:sz w:val="22"/>
         </w:rPr>
-        <w:t>marcar lo que falta, no lo que está</w:t>
+        <w:t>El cierre del curso: veinte minutos que no son un discurso</w:t>
       </w:r>
       <w:r>
         <w:rPr>
@@ -1479,125 +759,7 @@
           <w:color w:val="4A4A49"/>
           <w:sz w:val="22"/>
         </w:rPr>
-        <w:t>. Un equipo que marca lo hecho termina con una lista de logros y sin saber qué le falta.</w:t>
-      </w:r>
-    </w:p>
-    <w:p>
-      <w:r>
-        <w:rPr>
-          <w:b/>
-          <w:color w:val="4A4A49"/>
-          <w:sz w:val="22"/>
-        </w:rPr>
-        <w:t>[Nota docente]:</w:t>
-      </w:r>
-      <w:r>
-        <w:rPr>
-          <w:b w:val="0"/>
-          <w:color w:val="4A4A49"/>
-          <w:sz w:val="22"/>
-        </w:rPr>
-        <w:t xml:space="preserve"> entre a las salas con una sola pregunta: </w:t>
-      </w:r>
-      <w:r>
-        <w:rPr>
-          <w:b/>
-          <w:color w:val="4A4A49"/>
-          <w:sz w:val="22"/>
-        </w:rPr>
-        <w:t>«¿qué secciones están en rojo y quién tomó cada una?»</w:t>
-      </w:r>
-      <w:r>
-        <w:rPr>
-          <w:b w:val="0"/>
-          <w:color w:val="4A4A49"/>
-          <w:sz w:val="22"/>
-        </w:rPr>
-        <w:t>.</w:t>
-      </w:r>
-    </w:p>
-    <w:p>
-      <w:r>
-        <w:rPr>
-          <w:b/>
-          <w:color w:val="4A4A49"/>
-          <w:sz w:val="22"/>
-        </w:rPr>
-        <w:t>[Nota docente]:</w:t>
-      </w:r>
-      <w:r>
-        <w:rPr>
-          <w:b w:val="0"/>
-          <w:color w:val="4A4A49"/>
-          <w:sz w:val="22"/>
-        </w:rPr>
-        <w:t xml:space="preserve"> la sección que falta en casi todos es la </w:t>
-      </w:r>
-      <w:r>
-        <w:rPr>
-          <w:b/>
-          <w:color w:val="4A4A49"/>
-          <w:sz w:val="22"/>
-        </w:rPr>
-        <w:t>11, la declaración del uso de IA</w:t>
-      </w:r>
-      <w:r>
-        <w:rPr>
-          <w:b w:val="0"/>
-          <w:color w:val="4A4A49"/>
-          <w:sz w:val="22"/>
-        </w:rPr>
-        <w:t xml:space="preserve">. Recuérdela: los equipos que no la usaron </w:t>
-      </w:r>
-      <w:r>
-        <w:rPr>
-          <w:b/>
-          <w:color w:val="4A4A49"/>
-          <w:sz w:val="22"/>
-        </w:rPr>
-        <w:t>también escriben la sección</w:t>
-      </w:r>
-      <w:r>
-        <w:rPr>
-          <w:b w:val="0"/>
-          <w:color w:val="4A4A49"/>
-          <w:sz w:val="22"/>
-        </w:rPr>
-        <w:t>, diciendo que no la usaron.</w:t>
-      </w:r>
-    </w:p>
-    <w:p>
-      <w:r>
-        <w:rPr>
-          <w:b/>
-          <w:color w:val="4A4A49"/>
-          <w:sz w:val="22"/>
-        </w:rPr>
-        <w:t>[Nota docente]:</w:t>
-      </w:r>
-      <w:r>
-        <w:rPr>
-          <w:b w:val="0"/>
-          <w:color w:val="4A4A49"/>
-          <w:sz w:val="22"/>
-        </w:rPr>
-        <w:t xml:space="preserve"> verifique la entrega antes de pasar al bloque siguiente: </w:t>
-      </w:r>
-      <w:r>
-        <w:rPr>
-          <w:b/>
-          <w:color w:val="4A4A49"/>
-          <w:sz w:val="22"/>
-        </w:rPr>
-        <w:t>PDF en la carpeta y enlace del documento</w:t>
-      </w:r>
-      <w:r>
-        <w:rPr>
-          <w:b w:val="0"/>
-          <w:color w:val="4A4A49"/>
-          <w:sz w:val="22"/>
-        </w:rPr>
-        <w:t>.</w:t>
+        <w:t xml:space="preserve"> → diapositiva 11</w:t>
       </w:r>
     </w:p>
     <w:p>
@@ -1610,167 +772,7 @@
           <w:color w:val="1A1C1D"/>
           <w:sz w:val="32"/>
         </w:rPr>
-        <w:t>00:30–00:50 · Socialización: la galería del curso (20 min) · [Slide 8]</w:t>
-      </w:r>
-    </w:p>
-    <w:p>
-      <w:r>
-        <w:rPr>
-          <w:b w:val="0"/>
-          <w:color w:val="4A4A49"/>
-          <w:sz w:val="22"/>
-        </w:rPr>
-        <w:t xml:space="preserve">Cada equipo deja en su columna del muro </w:t>
-      </w:r>
-      <w:r>
-        <w:rPr>
-          <w:b/>
-          <w:color w:val="4A4A49"/>
-          <w:sz w:val="22"/>
-        </w:rPr>
-        <w:t>tres imágenes</w:t>
-      </w:r>
-      <w:r>
-        <w:rPr>
-          <w:b w:val="0"/>
-          <w:color w:val="4A4A49"/>
-          <w:sz w:val="22"/>
-        </w:rPr>
-        <w:t xml:space="preserve"> —una pantalla del prototipo, la matriz de impacto, la diapositiva del problema— y </w:t>
-      </w:r>
-      <w:r>
-        <w:rPr>
-          <w:b/>
-          <w:color w:val="4A4A49"/>
-          <w:sz w:val="22"/>
-        </w:rPr>
-        <w:t>cinco líneas</w:t>
-      </w:r>
-      <w:r>
-        <w:rPr>
-          <w:b w:val="0"/>
-          <w:color w:val="4A4A49"/>
-          <w:sz w:val="22"/>
-        </w:rPr>
-        <w:t>: problema · decisión · un hallazgo · un número de impacto · siguiente paso.</w:t>
-      </w:r>
-    </w:p>
-    <w:p>
-      <w:r>
-        <w:rPr>
-          <w:b/>
-          <w:color w:val="4A4A49"/>
-          <w:sz w:val="22"/>
-        </w:rPr>
-        <w:t>3 min por equipo</w:t>
-      </w:r>
-      <w:r>
-        <w:rPr>
-          <w:b w:val="0"/>
-          <w:color w:val="4A4A49"/>
-          <w:sz w:val="22"/>
-        </w:rPr>
-        <w:t xml:space="preserve"> para presentar la columna, y </w:t>
-      </w:r>
-      <w:r>
-        <w:rPr>
-          <w:b/>
-          <w:color w:val="4A4A49"/>
-          <w:sz w:val="22"/>
-        </w:rPr>
-        <w:t>5 min de recorrido libre</w:t>
-      </w:r>
-      <w:r>
-        <w:rPr>
-          <w:b w:val="0"/>
-          <w:color w:val="4A4A49"/>
-          <w:sz w:val="22"/>
-        </w:rPr>
-        <w:t>: cada estudiante comenta en la columna de otro equipo.</w:t>
-      </w:r>
-    </w:p>
-    <w:p>
-      <w:r>
-        <w:rPr>
-          <w:b/>
-          <w:color w:val="4A4A49"/>
-          <w:sz w:val="22"/>
-        </w:rPr>
-        <w:t>[Nota docente]:</w:t>
-      </w:r>
-      <w:r>
-        <w:rPr>
-          <w:b w:val="0"/>
-          <w:color w:val="4A4A49"/>
-          <w:sz w:val="22"/>
-        </w:rPr>
-        <w:t xml:space="preserve"> aclare que </w:t>
-      </w:r>
-      <w:r>
-        <w:rPr>
-          <w:b/>
-          <w:color w:val="4A4A49"/>
-          <w:sz w:val="22"/>
-        </w:rPr>
-        <w:t>esto no es exponer otra vez</w:t>
-      </w:r>
-      <w:r>
-        <w:rPr>
-          <w:b w:val="0"/>
-          <w:color w:val="4A4A49"/>
-          <w:sz w:val="22"/>
-        </w:rPr>
-        <w:t xml:space="preserve"> — la nota fue la Clase 15. Es dejar los cinco proyectos lado a lado, que es la única vez en el semestre en que el curso ve su propio trabajo completo.</w:t>
-      </w:r>
-    </w:p>
-    <w:p>
-      <w:r>
-        <w:rPr>
-          <w:b/>
-          <w:color w:val="4A4A49"/>
-          <w:sz w:val="22"/>
-        </w:rPr>
-        <w:t>[Nota docente]:</w:t>
-      </w:r>
-      <w:r>
-        <w:rPr>
-          <w:b w:val="0"/>
-          <w:color w:val="4A4A49"/>
-          <w:sz w:val="22"/>
-        </w:rPr>
-        <w:t xml:space="preserve"> mientras suben las columnas, comente los </w:t>
-      </w:r>
-      <w:r>
-        <w:rPr>
-          <w:b/>
-          <w:color w:val="4A4A49"/>
-          <w:sz w:val="22"/>
-        </w:rPr>
-        <w:t>cuatro errores del informe</w:t>
-      </w:r>
-      <w:r>
-        <w:rPr>
-          <w:b w:val="0"/>
-          <w:color w:val="4A4A49"/>
-          <w:sz w:val="22"/>
-        </w:rPr>
-        <w:t xml:space="preserve"> [Slide 8]. El más frecuente es la </w:t>
-      </w:r>
-      <w:r>
-        <w:rPr>
-          <w:b/>
-          <w:color w:val="4A4A49"/>
-          <w:sz w:val="22"/>
-        </w:rPr>
-        <w:t>sección 10 vacía</w:t>
-      </w:r>
-      <w:r>
-        <w:rPr>
-          <w:b w:val="0"/>
-          <w:color w:val="4A4A49"/>
-          <w:sz w:val="22"/>
-        </w:rPr>
-        <w:t>: después de la Clase 12, «ninguna limitación» no es creíble en ningún equipo. Decirlo ahora les da tiempo de corregirlo.</w:t>
+        <w:t>Desarrollo de la clase, minuto a minuto (90 min)</w:t>
       </w:r>
     </w:p>
     <w:p>
@@ -1783,7 +785,139 @@
           <w:color w:val="1A1C1D"/>
           <w:sz w:val="32"/>
         </w:rPr>
-        <w:t>00:50–01:10 · Autoevaluación y coevaluación (20 min) · [Slide 9]</w:t>
+        <w:t>00:00–00:06 · Apertura · [Slide 4]</w:t>
+      </w:r>
+    </w:p>
+    <w:p>
+      <w:r>
+        <w:rPr>
+          <w:b w:val="0"/>
+          <w:color w:val="4A4A49"/>
+          <w:sz w:val="22"/>
+        </w:rPr>
+        <w:t>Comparta pantalla antes de que entre el primero:</w:t>
+      </w:r>
+    </w:p>
+    <w:p>
+      <w:pPr>
+        <w:ind w:left="432"/>
+        <w:shd w:val="clear" w:fill="F7F7F8"/>
+      </w:pPr>
+      <w:r>
+        <w:rPr>
+          <w:b w:val="0"/>
+          <w:i/>
+          <w:color w:val="4A4A49"/>
+          <w:sz w:val="21"/>
+        </w:rPr>
+        <w:t>«El informe final tiene doce secciones y vale el 20 %. ¿Cuántas de esas doce creen que van a escribir hoy desde cero?»</w:t>
+      </w:r>
+    </w:p>
+    <w:p>
+      <w:r>
+        <w:rPr>
+          <w:b w:val="0"/>
+          <w:color w:val="4A4A49"/>
+          <w:sz w:val="22"/>
+        </w:rPr>
+        <w:t xml:space="preserve">Deje que respondan «ocho», «todas». La respuesta es </w:t>
+      </w:r>
+      <w:r>
+        <w:rPr>
+          <w:b/>
+          <w:color w:val="4A4A49"/>
+          <w:sz w:val="22"/>
+        </w:rPr>
+        <w:t>una: el resumen</w:t>
+      </w:r>
+      <w:r>
+        <w:rPr>
+          <w:b w:val="0"/>
+          <w:color w:val="4A4A49"/>
+          <w:sz w:val="22"/>
+        </w:rPr>
+        <w:t>.</w:t>
+      </w:r>
+    </w:p>
+    <w:p>
+      <w:r>
+        <w:rPr>
+          <w:b/>
+          <w:color w:val="4A4A49"/>
+          <w:sz w:val="22"/>
+        </w:rPr>
+        <w:t>[Nota docente]:</w:t>
+      </w:r>
+      <w:r>
+        <w:rPr>
+          <w:b w:val="0"/>
+          <w:color w:val="4A4A49"/>
+          <w:sz w:val="22"/>
+        </w:rPr>
+        <w:t xml:space="preserve"> haga la lección de método explícita: </w:t>
+      </w:r>
+      <w:r>
+        <w:rPr>
+          <w:b/>
+          <w:color w:val="4A4A49"/>
+          <w:sz w:val="22"/>
+        </w:rPr>
+        <w:t>el informe no se escribe hoy, se escribió en dieciséis sesiones.</w:t>
+      </w:r>
+      <w:r>
+        <w:rPr>
+          <w:b w:val="0"/>
+          <w:color w:val="4A4A49"/>
+          <w:sz w:val="22"/>
+        </w:rPr>
+        <w:t xml:space="preserve"> La alternativa era llegar con veinticuatro minutos y doce secciones en blanco.</w:t>
+      </w:r>
+    </w:p>
+    <w:p>
+      <w:r>
+        <w:rPr>
+          <w:b/>
+          <w:color w:val="4A4A49"/>
+          <w:sz w:val="22"/>
+        </w:rPr>
+        <w:t>[Nota docente]:</w:t>
+      </w:r>
+      <w:r>
+        <w:rPr>
+          <w:b w:val="0"/>
+          <w:color w:val="4A4A49"/>
+          <w:sz w:val="22"/>
+        </w:rPr>
+        <w:t xml:space="preserve"> diga que </w:t>
+      </w:r>
+      <w:r>
+        <w:rPr>
+          <w:b/>
+          <w:color w:val="4A4A49"/>
+          <w:sz w:val="22"/>
+        </w:rPr>
+        <w:t>no hay examen final escrito</w:t>
+      </w:r>
+      <w:r>
+        <w:rPr>
+          <w:b w:val="0"/>
+          <w:color w:val="4A4A49"/>
+          <w:sz w:val="22"/>
+        </w:rPr>
+        <w:t>. La mitad del curso llega esperándolo, y saberlo cambia cómo usan los veinticuatro minutos.</w:t>
+      </w:r>
+    </w:p>
+    <w:p>
+      <w:pPr>
+        <w:spacing w:before="200" w:after="60"/>
+      </w:pPr>
+      <w:r>
+        <w:rPr>
+          <w:b/>
+          <w:color w:val="1A1C1D"/>
+          <w:sz w:val="32"/>
+        </w:rPr>
+        <w:t>00:06–00:30 · Armado y revisión del informe (24 min) · [Slide 5]…[Slide 7]</w:t>
       </w:r>
     </w:p>
     <w:p>
@@ -1796,7 +930,7 @@
           <w:color w:val="4A4A49"/>
           <w:sz w:val="22"/>
         </w:rPr>
-        <w:t>3 min</w:t>
+        <w:t>4 min</w:t>
       </w:r>
       <w:r>
         <w:rPr>
@@ -1804,7 +938,7 @@
           <w:color w:val="4A4A49"/>
           <w:sz w:val="22"/>
         </w:rPr>
-        <w:t xml:space="preserve"> · Explique el formato [Slide 9]. Diga desde el principio que la </w:t>
+        <w:t xml:space="preserve"> · Las dos tablas de secciones [Slide 5][Slide 6]. </w:t>
       </w:r>
       <w:r>
         <w:rPr>
@@ -1812,7 +946,7 @@
           <w:color w:val="4A4A49"/>
           <w:sz w:val="22"/>
         </w:rPr>
-        <w:t>autoevaluación individual llega solo al docente</w:t>
+        <w:t>No las lea completas</w:t>
       </w:r>
       <w:r>
         <w:rPr>
@@ -1820,7 +954,7 @@
           <w:color w:val="4A4A49"/>
           <w:sz w:val="22"/>
         </w:rPr>
-        <w:t>: sin esa garantía nadie escribe nada honesto.</w:t>
+        <w:t>: señale tres filas y deje que vean el patrón de la columna del medio.</w:t>
       </w:r>
     </w:p>
     <w:p>
@@ -1833,7 +967,7 @@
           <w:color w:val="4A4A49"/>
           <w:sz w:val="22"/>
         </w:rPr>
-        <w:t>10 min</w:t>
+        <w:t>2 min</w:t>
       </w:r>
       <w:r>
         <w:rPr>
@@ -1841,7 +975,23 @@
           <w:color w:val="4A4A49"/>
           <w:sz w:val="22"/>
         </w:rPr>
-        <w:t xml:space="preserve"> · Autoevaluación individual: cuatro preguntas con evidencia.</w:t>
+        <w:t xml:space="preserve"> · El orden de armado [Slide 7]: </w:t>
+      </w:r>
+      <w:r>
+        <w:rPr>
+          <w:b/>
+          <w:color w:val="4A4A49"/>
+          <w:sz w:val="22"/>
+        </w:rPr>
+        <w:t>pegar, revisar, resumen al final</w:t>
+      </w:r>
+      <w:r>
+        <w:rPr>
+          <w:b w:val="0"/>
+          <w:color w:val="4A4A49"/>
+          <w:sz w:val="22"/>
+        </w:rPr>
+        <w:t>.</w:t>
       </w:r>
     </w:p>
     <w:p>
@@ -1854,7 +1004,7 @@
           <w:color w:val="4A4A49"/>
           <w:sz w:val="22"/>
         </w:rPr>
-        <w:t>7 min</w:t>
+        <w:t>18 min</w:t>
       </w:r>
       <w:r>
         <w:rPr>
@@ -1862,15 +1012,17 @@
           <w:color w:val="4A4A49"/>
           <w:sz w:val="22"/>
         </w:rPr>
-        <w:t xml:space="preserve"> · Coevaluación del equipo: tres criterios, </w:t>
-      </w:r>
+        <w:t xml:space="preserve"> · Los equipos trabajan en salas de grupo.</w:t>
+      </w:r>
+    </w:p>
+    <w:p>
       <w:r>
         <w:rPr>
           <w:b/>
           <w:color w:val="4A4A49"/>
           <w:sz w:val="22"/>
         </w:rPr>
-        <w:t>observación y no adjetivo</w:t>
+        <w:t>[Nota docente]:</w:t>
       </w:r>
       <w:r>
         <w:rPr>
@@ -1878,17 +1030,15 @@
           <w:color w:val="4A4A49"/>
           <w:sz w:val="22"/>
         </w:rPr>
-        <w:t>.</w:t>
-      </w:r>
-    </w:p>
-    <w:p>
+        <w:t xml:space="preserve"> insista en </w:t>
+      </w:r>
       <w:r>
         <w:rPr>
           <w:b/>
           <w:color w:val="4A4A49"/>
           <w:sz w:val="22"/>
         </w:rPr>
-        <w:t>[Nota docente]:</w:t>
+        <w:t>marcar lo que falta, no lo que está</w:t>
       </w:r>
       <w:r>
         <w:rPr>
@@ -1896,15 +1046,17 @@
           <w:color w:val="4A4A49"/>
           <w:sz w:val="22"/>
         </w:rPr>
-        <w:t xml:space="preserve"> diga la consecuencia en voz alta: </w:t>
-      </w:r>
+        <w:t>. Un equipo que marca lo hecho termina con una lista de logros y sin saber qué le falta.</w:t>
+      </w:r>
+    </w:p>
+    <w:p>
       <w:r>
         <w:rPr>
           <w:b/>
           <w:color w:val="4A4A49"/>
           <w:sz w:val="22"/>
         </w:rPr>
-        <w:t>ponerse la nota máxima sin evidencia baja el puntaje</w:t>
+        <w:t>[Nota docente]:</w:t>
       </w:r>
       <w:r>
         <w:rPr>
@@ -1912,17 +1064,15 @@
           <w:color w:val="4A4A49"/>
           <w:sz w:val="22"/>
         </w:rPr>
-        <w:t>, porque lo que se evalúa es la capacidad de mirar el propio trabajo con honestidad.</w:t>
-      </w:r>
-    </w:p>
-    <w:p>
+        <w:t xml:space="preserve"> entre a las salas con una sola pregunta: </w:t>
+      </w:r>
       <w:r>
         <w:rPr>
           <w:b/>
           <w:color w:val="4A4A49"/>
           <w:sz w:val="22"/>
         </w:rPr>
-        <w:t>[Nota docente]:</w:t>
+        <w:t>«¿qué secciones están en rojo y quién tomó cada una?»</w:t>
       </w:r>
       <w:r>
         <w:rPr>
@@ -1930,15 +1080,17 @@
           <w:color w:val="4A4A49"/>
           <w:sz w:val="22"/>
         </w:rPr>
-        <w:t xml:space="preserve"> si aparece un conflicto de equipo, </w:t>
-      </w:r>
+        <w:t>.</w:t>
+      </w:r>
+    </w:p>
+    <w:p>
       <w:r>
         <w:rPr>
           <w:b/>
           <w:color w:val="4A4A49"/>
           <w:sz w:val="22"/>
         </w:rPr>
-        <w:t>no lo resuelva en público</w:t>
+        <w:t>[Nota docente]:</w:t>
       </w:r>
       <w:r>
         <w:rPr>
@@ -1946,7 +1098,73 @@
           <w:color w:val="4A4A49"/>
           <w:sz w:val="22"/>
         </w:rPr>
-        <w:t>. Recoja las coevaluaciones, léalas después y ajuste con criterio: tres coevaluaciones independientes con hechos son información válida; una sola sin hechos no alcanza.</w:t>
+        <w:t xml:space="preserve"> la sección que falta en casi todos es la </w:t>
+      </w:r>
+      <w:r>
+        <w:rPr>
+          <w:b/>
+          <w:color w:val="4A4A49"/>
+          <w:sz w:val="22"/>
+        </w:rPr>
+        <w:t>11, la declaración del uso de IA</w:t>
+      </w:r>
+      <w:r>
+        <w:rPr>
+          <w:b w:val="0"/>
+          <w:color w:val="4A4A49"/>
+          <w:sz w:val="22"/>
+        </w:rPr>
+        <w:t xml:space="preserve">. Recuérdela: los equipos que no la usaron </w:t>
+      </w:r>
+      <w:r>
+        <w:rPr>
+          <w:b/>
+          <w:color w:val="4A4A49"/>
+          <w:sz w:val="22"/>
+        </w:rPr>
+        <w:t>también escriben la sección</w:t>
+      </w:r>
+      <w:r>
+        <w:rPr>
+          <w:b w:val="0"/>
+          <w:color w:val="4A4A49"/>
+          <w:sz w:val="22"/>
+        </w:rPr>
+        <w:t>, diciendo que no la usaron.</w:t>
+      </w:r>
+    </w:p>
+    <w:p>
+      <w:r>
+        <w:rPr>
+          <w:b/>
+          <w:color w:val="4A4A49"/>
+          <w:sz w:val="22"/>
+        </w:rPr>
+        <w:t>[Nota docente]:</w:t>
+      </w:r>
+      <w:r>
+        <w:rPr>
+          <w:b w:val="0"/>
+          <w:color w:val="4A4A49"/>
+          <w:sz w:val="22"/>
+        </w:rPr>
+        <w:t xml:space="preserve"> verifique la entrega antes de pasar al bloque siguiente: </w:t>
+      </w:r>
+      <w:r>
+        <w:rPr>
+          <w:b/>
+          <w:color w:val="4A4A49"/>
+          <w:sz w:val="22"/>
+        </w:rPr>
+        <w:t>PDF en la carpeta y enlace del documento</w:t>
+      </w:r>
+      <w:r>
+        <w:rPr>
+          <w:b w:val="0"/>
+          <w:color w:val="4A4A49"/>
+          <w:sz w:val="22"/>
+        </w:rPr>
+        <w:t>.</w:t>
       </w:r>
     </w:p>
     <w:p>
@@ -1959,17 +1177,25 @@
           <w:color w:val="1A1C1D"/>
           <w:sz w:val="32"/>
         </w:rPr>
-        <w:t>01:10–01:30 · Cierre del curso (20 min) · [Slide 10][Slide 13][Slide 14]</w:t>
+        <w:t>00:30–00:50 · Socialización: la galería del curso (20 min) · [Slide 8]</w:t>
       </w:r>
     </w:p>
     <w:p>
+      <w:r>
+        <w:rPr>
+          <w:b w:val="0"/>
+          <w:color w:val="4A4A49"/>
+          <w:sz w:val="22"/>
+        </w:rPr>
+        <w:t xml:space="preserve">Cada equipo deja en su columna del muro </w:t>
+      </w:r>
       <w:r>
         <w:rPr>
           <w:b/>
           <w:color w:val="4A4A49"/>
           <w:sz w:val="22"/>
         </w:rPr>
-        <w:t>[Slide 10]</w:t>
+        <w:t>tres imágenes</w:t>
       </w:r>
       <w:r>
         <w:rPr>
@@ -1977,7 +1203,7 @@
           <w:color w:val="4A4A49"/>
           <w:sz w:val="22"/>
         </w:rPr>
-        <w:t xml:space="preserve"> Antes y después. Tenga a mano </w:t>
+        <w:t xml:space="preserve"> —una pantalla del prototipo, la matriz de impacto, la diapositiva del problema— y </w:t>
       </w:r>
       <w:r>
         <w:rPr>
@@ -1985,7 +1211,7 @@
           <w:color w:val="4A4A49"/>
           <w:sz w:val="22"/>
         </w:rPr>
-        <w:t>las respuestas reales de la prueba diagnóstica de la sesión 1</w:t>
+        <w:t>cinco líneas</w:t>
       </w:r>
       <w:r>
         <w:rPr>
@@ -1993,17 +1219,25 @@
           <w:color w:val="4A4A49"/>
           <w:sz w:val="22"/>
         </w:rPr>
-        <w:t>, no parafraseadas: el efecto está en que sean suyas.</w:t>
+        <w:t>: problema · decisión · un hallazgo · un número de impacto · siguiente paso.</w:t>
       </w:r>
     </w:p>
     <w:p>
+      <w:r>
+        <w:rPr>
+          <w:b/>
+          <w:color w:val="4A4A49"/>
+          <w:sz w:val="22"/>
+        </w:rPr>
+        <w:t>3 min por equipo</w:t>
+      </w:r>
       <w:r>
         <w:rPr>
           <w:b w:val="0"/>
           <w:color w:val="4A4A49"/>
           <w:sz w:val="22"/>
         </w:rPr>
-        <w:t xml:space="preserve">El punto central, dicho explícitamente: </w:t>
+        <w:t xml:space="preserve"> para presentar la columna, y </w:t>
       </w:r>
       <w:r>
         <w:rPr>
@@ -2011,7 +1245,7 @@
           <w:color w:val="4A4A49"/>
           <w:sz w:val="22"/>
         </w:rPr>
-        <w:t>cada frase de la columna derecha está sostenida por una sección de su propio informe.</w:t>
+        <w:t>5 min de recorrido libre</w:t>
       </w:r>
       <w:r>
         <w:rPr>
@@ -2019,35 +1253,51 @@
           <w:color w:val="4A4A49"/>
           <w:sz w:val="22"/>
         </w:rPr>
-        <w:t xml:space="preserve"> «Toda decisión sacrifica algo» está en la sección 6, con una matriz detrás.</w:t>
+        <w:t>: cada estudiante comenta en la columna de otro equipo.</w:t>
       </w:r>
     </w:p>
     <w:p>
+      <w:r>
+        <w:rPr>
+          <w:b/>
+          <w:color w:val="4A4A49"/>
+          <w:sz w:val="22"/>
+        </w:rPr>
+        <w:t>[Nota docente]:</w:t>
+      </w:r>
       <w:r>
         <w:rPr>
           <w:b w:val="0"/>
           <w:color w:val="4A4A49"/>
           <w:sz w:val="22"/>
         </w:rPr>
-        <w:t>Conecte los tres RAA sin recitar códigos: la ingeniería decide bajo restricciones · un problema se define con método y evidencia · una solución tiene consecuencias sociales y ambientales. Los tres se verifican en el informe que acaban de entregar.</w:t>
-      </w:r>
-    </w:p>
-    <w:p>
+        <w:t xml:space="preserve"> aclare que </w:t>
+      </w:r>
+      <w:r>
+        <w:rPr>
+          <w:b/>
+          <w:color w:val="4A4A49"/>
+          <w:sz w:val="22"/>
+        </w:rPr>
+        <w:t>esto no es exponer otra vez</w:t>
+      </w:r>
       <w:r>
         <w:rPr>
           <w:b w:val="0"/>
           <w:color w:val="4A4A49"/>
           <w:sz w:val="22"/>
         </w:rPr>
-        <w:t xml:space="preserve">Cierre con dos cosas concretas: </w:t>
-      </w:r>
+        <w:t xml:space="preserve"> — la nota fue la Clase 15. Es dejar los cinco proyectos lado a lado, que es la única vez en el semestre en que el curso ve su propio trabajo completo.</w:t>
+      </w:r>
+    </w:p>
+    <w:p>
       <w:r>
         <w:rPr>
           <w:b/>
           <w:color w:val="4A4A49"/>
           <w:sz w:val="22"/>
         </w:rPr>
-        <w:t>se llevan un método, no un tema</w:t>
+        <w:t>[Nota docente]:</w:t>
       </w:r>
       <w:r>
         <w:rPr>
@@ -2055,7 +1305,7 @@
           <w:color w:val="4A4A49"/>
           <w:sz w:val="22"/>
         </w:rPr>
-        <w:t xml:space="preserve"> —sirve para otra asignatura, para un proyecto de grado y para el primer empleo— y </w:t>
+        <w:t xml:space="preserve"> mientras suben las columnas, comente los </w:t>
       </w:r>
       <w:r>
         <w:rPr>
@@ -2063,7 +1313,7 @@
           <w:color w:val="4A4A49"/>
           <w:sz w:val="22"/>
         </w:rPr>
-        <w:t>el proyecto queda como evidencia</w:t>
+        <w:t>cuatro errores del informe</w:t>
       </w:r>
       <w:r>
         <w:rPr>
@@ -2071,33 +1321,23 @@
           <w:color w:val="4A4A49"/>
           <w:sz w:val="22"/>
         </w:rPr>
-        <w:t>, documentado y con prototipo, hecho en primer semestre.</w:t>
-      </w:r>
-    </w:p>
-    <w:p>
+        <w:t xml:space="preserve"> [Slide 8]. El más frecuente es la </w:t>
+      </w:r>
+      <w:r>
+        <w:rPr>
+          <w:b/>
+          <w:color w:val="4A4A49"/>
+          <w:sz w:val="22"/>
+        </w:rPr>
+        <w:t>sección 10 vacía</w:t>
+      </w:r>
       <w:r>
         <w:rPr>
           <w:b w:val="0"/>
           <w:color w:val="4A4A49"/>
           <w:sz w:val="22"/>
         </w:rPr>
-        <w:t xml:space="preserve">Y la despedida práctica: </w:t>
-      </w:r>
-      <w:r>
-        <w:rPr>
-          <w:b/>
-          <w:color w:val="4A4A49"/>
-          <w:sz w:val="22"/>
-        </w:rPr>
-        <w:t>el siguiente paso de su proyecto está escrito en la sección 10.</w:t>
-      </w:r>
-      <w:r>
-        <w:rPr>
-          <w:b w:val="0"/>
-          <w:color w:val="4A4A49"/>
-          <w:sz w:val="22"/>
-        </w:rPr>
-        <w:t xml:space="preserve"> Quien quiera continuarlo ya no tiene que decidir por dónde empezar.</w:t>
+        <w:t>: después de la Clase 12, «ninguna limitación» no es creíble en ningún equipo. Decirlo ahora les da tiempo de corregirlo.</w:t>
       </w:r>
     </w:p>
     <w:p>
@@ -2110,7 +1350,611 @@
           <w:color w:val="1A1C1D"/>
           <w:sz w:val="32"/>
         </w:rPr>
-        <w:t>Errores frecuentes y cómo cortarlos en caliente</w:t>
+        <w:t>00:50–01:10 · Autoevaluación y coevaluación (20 min) · [Slide 10]</w:t>
+      </w:r>
+    </w:p>
+    <w:p>
+      <w:pPr>
+        <w:pStyle w:val="ListBullet"/>
+      </w:pPr>
+      <w:r>
+        <w:rPr>
+          <w:b/>
+          <w:color w:val="4A4A49"/>
+          <w:sz w:val="22"/>
+        </w:rPr>
+        <w:t>3 min</w:t>
+      </w:r>
+      <w:r>
+        <w:rPr>
+          <w:b w:val="0"/>
+          <w:color w:val="4A4A49"/>
+          <w:sz w:val="22"/>
+        </w:rPr>
+        <w:t xml:space="preserve"> · Explique el formato [Slide 10]. Diga desde el principio que la </w:t>
+      </w:r>
+      <w:r>
+        <w:rPr>
+          <w:b/>
+          <w:color w:val="4A4A49"/>
+          <w:sz w:val="22"/>
+        </w:rPr>
+        <w:t>autoevaluación individual llega solo al docente</w:t>
+      </w:r>
+      <w:r>
+        <w:rPr>
+          <w:b w:val="0"/>
+          <w:color w:val="4A4A49"/>
+          <w:sz w:val="22"/>
+        </w:rPr>
+        <w:t>: sin esa garantía nadie escribe nada honesto.</w:t>
+      </w:r>
+    </w:p>
+    <w:p>
+      <w:pPr>
+        <w:pStyle w:val="ListBullet"/>
+      </w:pPr>
+      <w:r>
+        <w:rPr>
+          <w:b/>
+          <w:color w:val="4A4A49"/>
+          <w:sz w:val="22"/>
+        </w:rPr>
+        <w:t>10 min</w:t>
+      </w:r>
+      <w:r>
+        <w:rPr>
+          <w:b w:val="0"/>
+          <w:color w:val="4A4A49"/>
+          <w:sz w:val="22"/>
+        </w:rPr>
+        <w:t xml:space="preserve"> · Autoevaluación individual: cuatro preguntas con evidencia.</w:t>
+      </w:r>
+    </w:p>
+    <w:p>
+      <w:pPr>
+        <w:pStyle w:val="ListBullet"/>
+      </w:pPr>
+      <w:r>
+        <w:rPr>
+          <w:b/>
+          <w:color w:val="4A4A49"/>
+          <w:sz w:val="22"/>
+        </w:rPr>
+        <w:t>7 min</w:t>
+      </w:r>
+      <w:r>
+        <w:rPr>
+          <w:b w:val="0"/>
+          <w:color w:val="4A4A49"/>
+          <w:sz w:val="22"/>
+        </w:rPr>
+        <w:t xml:space="preserve"> · Coevaluación del equipo: tres criterios, </w:t>
+      </w:r>
+      <w:r>
+        <w:rPr>
+          <w:b/>
+          <w:color w:val="4A4A49"/>
+          <w:sz w:val="22"/>
+        </w:rPr>
+        <w:t>observación y no adjetivo</w:t>
+      </w:r>
+      <w:r>
+        <w:rPr>
+          <w:b w:val="0"/>
+          <w:color w:val="4A4A49"/>
+          <w:sz w:val="22"/>
+        </w:rPr>
+        <w:t>.</w:t>
+      </w:r>
+    </w:p>
+    <w:p>
+      <w:r>
+        <w:rPr>
+          <w:b/>
+          <w:color w:val="4A4A49"/>
+          <w:sz w:val="22"/>
+        </w:rPr>
+        <w:t>[Nota docente]:</w:t>
+      </w:r>
+      <w:r>
+        <w:rPr>
+          <w:b w:val="0"/>
+          <w:color w:val="4A4A49"/>
+          <w:sz w:val="22"/>
+        </w:rPr>
+        <w:t xml:space="preserve"> diga la consecuencia en voz alta: </w:t>
+      </w:r>
+      <w:r>
+        <w:rPr>
+          <w:b/>
+          <w:color w:val="4A4A49"/>
+          <w:sz w:val="22"/>
+        </w:rPr>
+        <w:t>ponerse la nota máxima sin evidencia baja el puntaje</w:t>
+      </w:r>
+      <w:r>
+        <w:rPr>
+          <w:b w:val="0"/>
+          <w:color w:val="4A4A49"/>
+          <w:sz w:val="22"/>
+        </w:rPr>
+        <w:t>, porque lo que se evalúa es la capacidad de mirar el propio trabajo con honestidad.</w:t>
+      </w:r>
+    </w:p>
+    <w:p>
+      <w:r>
+        <w:rPr>
+          <w:b/>
+          <w:color w:val="4A4A49"/>
+          <w:sz w:val="22"/>
+        </w:rPr>
+        <w:t>[Nota docente]:</w:t>
+      </w:r>
+      <w:r>
+        <w:rPr>
+          <w:b w:val="0"/>
+          <w:color w:val="4A4A49"/>
+          <w:sz w:val="22"/>
+        </w:rPr>
+        <w:t xml:space="preserve"> si aparece un conflicto de equipo, </w:t>
+      </w:r>
+      <w:r>
+        <w:rPr>
+          <w:b/>
+          <w:color w:val="4A4A49"/>
+          <w:sz w:val="22"/>
+        </w:rPr>
+        <w:t>no lo resuelva en público</w:t>
+      </w:r>
+      <w:r>
+        <w:rPr>
+          <w:b w:val="0"/>
+          <w:color w:val="4A4A49"/>
+          <w:sz w:val="22"/>
+        </w:rPr>
+        <w:t>. Recoja las coevaluaciones, léalas después y ajuste con criterio: tres coevaluaciones independientes con hechos son información válida; una sola sin hechos no alcanza.</w:t>
+      </w:r>
+    </w:p>
+    <w:p>
+      <w:pPr>
+        <w:spacing w:before="200" w:after="60"/>
+      </w:pPr>
+      <w:r>
+        <w:rPr>
+          <w:b/>
+          <w:color w:val="1A1C1D"/>
+          <w:sz w:val="32"/>
+        </w:rPr>
+        <w:t>01:10–01:30 · Cierre del curso (20 min) · [Slide 11][Slide 14][Slide 15]</w:t>
+      </w:r>
+    </w:p>
+    <w:p>
+      <w:r>
+        <w:rPr>
+          <w:b/>
+          <w:color w:val="4A4A49"/>
+          <w:sz w:val="22"/>
+        </w:rPr>
+        <w:t>[Slide 11]</w:t>
+      </w:r>
+      <w:r>
+        <w:rPr>
+          <w:b w:val="0"/>
+          <w:color w:val="4A4A49"/>
+          <w:sz w:val="22"/>
+        </w:rPr>
+        <w:t xml:space="preserve"> Antes y después. Tenga a mano </w:t>
+      </w:r>
+      <w:r>
+        <w:rPr>
+          <w:b/>
+          <w:color w:val="4A4A49"/>
+          <w:sz w:val="22"/>
+        </w:rPr>
+        <w:t>las respuestas reales de la prueba diagnóstica de la sesión 1</w:t>
+      </w:r>
+      <w:r>
+        <w:rPr>
+          <w:b w:val="0"/>
+          <w:color w:val="4A4A49"/>
+          <w:sz w:val="22"/>
+        </w:rPr>
+        <w:t>, no parafraseadas: el efecto está en que sean suyas.</w:t>
+      </w:r>
+    </w:p>
+    <w:p>
+      <w:r>
+        <w:rPr>
+          <w:b w:val="0"/>
+          <w:color w:val="4A4A49"/>
+          <w:sz w:val="22"/>
+        </w:rPr>
+        <w:t xml:space="preserve">El punto central, dicho explícitamente: </w:t>
+      </w:r>
+      <w:r>
+        <w:rPr>
+          <w:b/>
+          <w:color w:val="4A4A49"/>
+          <w:sz w:val="22"/>
+        </w:rPr>
+        <w:t>cada frase de la columna derecha está sostenida por una sección de su propio informe.</w:t>
+      </w:r>
+      <w:r>
+        <w:rPr>
+          <w:b w:val="0"/>
+          <w:color w:val="4A4A49"/>
+          <w:sz w:val="22"/>
+        </w:rPr>
+        <w:t xml:space="preserve"> «Toda decisión sacrifica algo» está en la sección 6, con una matriz detrás.</w:t>
+      </w:r>
+    </w:p>
+    <w:p>
+      <w:r>
+        <w:rPr>
+          <w:b w:val="0"/>
+          <w:color w:val="4A4A49"/>
+          <w:sz w:val="22"/>
+        </w:rPr>
+        <w:t>Conecte los tres RAA sin recitar códigos: la ingeniería decide bajo restricciones · un problema se define con método y evidencia · una solución tiene consecuencias sociales y ambientales. Los tres se verifican en el informe que acaban de entregar.</w:t>
+      </w:r>
+    </w:p>
+    <w:p>
+      <w:r>
+        <w:rPr>
+          <w:b w:val="0"/>
+          <w:color w:val="4A4A49"/>
+          <w:sz w:val="22"/>
+        </w:rPr>
+        <w:t xml:space="preserve">Cierre con dos cosas concretas: </w:t>
+      </w:r>
+      <w:r>
+        <w:rPr>
+          <w:b/>
+          <w:color w:val="4A4A49"/>
+          <w:sz w:val="22"/>
+        </w:rPr>
+        <w:t>se llevan un método, no un tema</w:t>
+      </w:r>
+      <w:r>
+        <w:rPr>
+          <w:b w:val="0"/>
+          <w:color w:val="4A4A49"/>
+          <w:sz w:val="22"/>
+        </w:rPr>
+        <w:t xml:space="preserve"> —sirve para otra asignatura, para un proyecto de grado y para el primer empleo— y </w:t>
+      </w:r>
+      <w:r>
+        <w:rPr>
+          <w:b/>
+          <w:color w:val="4A4A49"/>
+          <w:sz w:val="22"/>
+        </w:rPr>
+        <w:t>el proyecto queda como evidencia</w:t>
+      </w:r>
+      <w:r>
+        <w:rPr>
+          <w:b w:val="0"/>
+          <w:color w:val="4A4A49"/>
+          <w:sz w:val="22"/>
+        </w:rPr>
+        <w:t>, documentado y con prototipo, hecho en primer semestre.</w:t>
+      </w:r>
+    </w:p>
+    <w:p>
+      <w:r>
+        <w:rPr>
+          <w:b w:val="0"/>
+          <w:color w:val="4A4A49"/>
+          <w:sz w:val="22"/>
+        </w:rPr>
+        <w:t xml:space="preserve">Y la despedida práctica: </w:t>
+      </w:r>
+      <w:r>
+        <w:rPr>
+          <w:b/>
+          <w:color w:val="4A4A49"/>
+          <w:sz w:val="22"/>
+        </w:rPr>
+        <w:t>el siguiente paso de su proyecto está escrito en la sección 10.</w:t>
+      </w:r>
+      <w:r>
+        <w:rPr>
+          <w:b w:val="0"/>
+          <w:color w:val="4A4A49"/>
+          <w:sz w:val="22"/>
+        </w:rPr>
+        <w:t xml:space="preserve"> Quien quiera continuarlo ya no tiene que decidir por dónde empezar.</w:t>
+      </w:r>
+    </w:p>
+    <w:p>
+      <w:pPr>
+        <w:ind w:left="432"/>
+        <w:shd w:val="clear" w:fill="F7F7F8"/>
+      </w:pPr>
+      <w:r>
+        <w:rPr>
+          <w:b/>
+          <w:i/>
+          <w:color w:val="4A4A49"/>
+          <w:sz w:val="21"/>
+        </w:rPr>
+        <w:t>Ejemplos resueltos</w:t>
+      </w:r>
+      <w:r>
+        <w:rPr>
+          <w:b w:val="0"/>
+          <w:i/>
+          <w:color w:val="4A4A49"/>
+          <w:sz w:val="21"/>
+        </w:rPr>
+        <w:t xml:space="preserve"> (láminas 9): cada uno va justo después de su concepto y se recorre </w:t>
+      </w:r>
+      <w:r>
+        <w:rPr>
+          <w:b/>
+          <w:i/>
+          <w:color w:val="4A4A49"/>
+          <w:sz w:val="21"/>
+        </w:rPr>
+        <w:t>dentro del tiempo de ese concepto</w:t>
+      </w:r>
+      <w:r>
+        <w:rPr>
+          <w:b w:val="0"/>
+          <w:i/>
+          <w:color w:val="4A4A49"/>
+          <w:sz w:val="21"/>
+        </w:rPr>
+        <w:t>, no aparte. Cómo recorrerlo está en sus notas del presentador.</w:t>
+      </w:r>
+    </w:p>
+    <w:p>
+      <w:pPr>
+        <w:spacing w:before="200" w:after="60"/>
+      </w:pPr>
+      <w:r>
+        <w:rPr>
+          <w:b/>
+          <w:color w:val="1A1C1D"/>
+          <w:sz w:val="32"/>
+        </w:rPr>
+        <w:t>Mapa de láminas</w:t>
+      </w:r>
+    </w:p>
+    <w:p>
+      <w:r>
+        <w:rPr>
+          <w:b w:val="0"/>
+          <w:color w:val="4A4A49"/>
+          <w:sz w:val="22"/>
+        </w:rPr>
+        <w:t xml:space="preserve">Numeración real del deck </w:t>
+      </w:r>
+      <w:r>
+        <w:rPr>
+          <w:rFonts w:ascii="Consolas" w:hAnsi="Consolas"/>
+          <w:b w:val="0"/>
+          <w:color w:val="111111"/>
+          <w:sz w:val="21"/>
+        </w:rPr>
+        <w:t>Clases/Clase 16 - Socializacion y evaluacion final del curso/Presentacion.pptx</w:t>
+      </w:r>
+      <w:r>
+        <w:rPr>
+          <w:b w:val="0"/>
+          <w:color w:val="4A4A49"/>
+          <w:sz w:val="22"/>
+        </w:rPr>
+        <w:t>. Las etiquetas [Slide N] del plan y las referencias del fundamento apuntan aquí.</w:t>
+      </w:r>
+    </w:p>
+    <w:p>
+      <w:pPr>
+        <w:pStyle w:val="ListNumber"/>
+      </w:pPr>
+      <w:r>
+        <w:rPr>
+          <w:b w:val="0"/>
+          <w:color w:val="4A4A49"/>
+          <w:sz w:val="22"/>
+        </w:rPr>
+        <w:t>Portada · Clase 16</w:t>
+      </w:r>
+    </w:p>
+    <w:p>
+      <w:pPr>
+        <w:pStyle w:val="ListNumber"/>
+      </w:pPr>
+      <w:r>
+        <w:rPr>
+          <w:b w:val="0"/>
+          <w:color w:val="4A4A49"/>
+          <w:sz w:val="22"/>
+        </w:rPr>
+        <w:t>Agenda de hoy (90 min)</w:t>
+      </w:r>
+    </w:p>
+    <w:p>
+      <w:pPr>
+        <w:pStyle w:val="ListNumber"/>
+      </w:pPr>
+      <w:r>
+        <w:rPr>
+          <w:b w:val="0"/>
+          <w:color w:val="4A4A49"/>
+          <w:sz w:val="22"/>
+        </w:rPr>
+        <w:t>Objetivos de la sesión</w:t>
+      </w:r>
+    </w:p>
+    <w:p>
+      <w:pPr>
+        <w:pStyle w:val="ListNumber"/>
+      </w:pPr>
+      <w:r>
+        <w:rPr>
+          <w:b w:val="0"/>
+          <w:color w:val="4A4A49"/>
+          <w:sz w:val="22"/>
+        </w:rPr>
+        <w:t>Pregunta de entrada</w:t>
+      </w:r>
+    </w:p>
+    <w:p>
+      <w:pPr>
+        <w:pStyle w:val="ListNumber"/>
+      </w:pPr>
+      <w:r>
+        <w:rPr>
+          <w:b w:val="0"/>
+          <w:color w:val="4A4A49"/>
+          <w:sz w:val="22"/>
+        </w:rPr>
+        <w:t>Qué lleva el informe final (20 %) · secciones 1 a 6</w:t>
+      </w:r>
+    </w:p>
+    <w:p>
+      <w:pPr>
+        <w:pStyle w:val="ListNumber"/>
+      </w:pPr>
+      <w:r>
+        <w:rPr>
+          <w:b w:val="0"/>
+          <w:color w:val="4A4A49"/>
+          <w:sz w:val="22"/>
+        </w:rPr>
+        <w:t>Qué lleva el informe final (20 %) · secciones 7 a 12</w:t>
+      </w:r>
+    </w:p>
+    <w:p>
+      <w:pPr>
+        <w:pStyle w:val="ListNumber"/>
+      </w:pPr>
+      <w:r>
+        <w:rPr>
+          <w:b w:val="0"/>
+          <w:color w:val="4A4A49"/>
+          <w:sz w:val="22"/>
+        </w:rPr>
+        <w:t>Cómo se arma el informe en veinticuatro minutos</w:t>
+      </w:r>
+    </w:p>
+    <w:p>
+      <w:pPr>
+        <w:pStyle w:val="ListNumber"/>
+      </w:pPr>
+      <w:r>
+        <w:rPr>
+          <w:b w:val="0"/>
+          <w:color w:val="4A4A49"/>
+          <w:sz w:val="22"/>
+        </w:rPr>
+        <w:t>Cuatro cosas que bajan la nota del informe</w:t>
+      </w:r>
+    </w:p>
+    <w:p>
+      <w:pPr>
+        <w:pStyle w:val="ListNumber"/>
+      </w:pPr>
+      <w:r>
+        <w:rPr>
+          <w:b w:val="0"/>
+          <w:color w:val="4A4A49"/>
+          <w:sz w:val="22"/>
+        </w:rPr>
+        <w:t>Ejemplo: la sección 10 del informe, vacía y bien hecha</w:t>
+      </w:r>
+    </w:p>
+    <w:p>
+      <w:pPr>
+        <w:pStyle w:val="ListNumber"/>
+      </w:pPr>
+      <w:r>
+        <w:rPr>
+          <w:b w:val="0"/>
+          <w:color w:val="4A4A49"/>
+          <w:sz w:val="22"/>
+        </w:rPr>
+        <w:t>La autoevaluación y la coevaluación, en serio</w:t>
+      </w:r>
+    </w:p>
+    <w:p>
+      <w:pPr>
+        <w:pStyle w:val="ListNumber"/>
+      </w:pPr>
+      <w:r>
+        <w:rPr>
+          <w:b w:val="0"/>
+          <w:color w:val="4A4A49"/>
+          <w:sz w:val="22"/>
+        </w:rPr>
+        <w:t>Lo que decían en la sesión 1 y lo que pueden sostener hoy</w:t>
+      </w:r>
+    </w:p>
+    <w:p>
+      <w:pPr>
+        <w:pStyle w:val="ListNumber"/>
+      </w:pPr>
+      <w:r>
+        <w:rPr>
+          <w:b w:val="0"/>
+          <w:color w:val="4A4A49"/>
+          <w:sz w:val="22"/>
+        </w:rPr>
+        <w:t>Taller de hoy: Informe final y autoevaluación</w:t>
+      </w:r>
+    </w:p>
+    <w:p>
+      <w:pPr>
+        <w:pStyle w:val="ListNumber"/>
+      </w:pPr>
+      <w:r>
+        <w:rPr>
+          <w:b w:val="0"/>
+          <w:color w:val="4A4A49"/>
+          <w:sz w:val="22"/>
+        </w:rPr>
+        <w:t>Cómo se expone en 3 minutos</w:t>
+      </w:r>
+    </w:p>
+    <w:p>
+      <w:pPr>
+        <w:pStyle w:val="ListNumber"/>
+      </w:pPr>
+      <w:r>
+        <w:rPr>
+          <w:b w:val="0"/>
+          <w:color w:val="4A4A49"/>
+          <w:sz w:val="22"/>
+        </w:rPr>
+        <w:t>Cierre del curso</w:t>
+      </w:r>
+    </w:p>
+    <w:p>
+      <w:pPr>
+        <w:pStyle w:val="ListNumber"/>
+      </w:pPr>
+      <w:r>
+        <w:rPr>
+          <w:b w:val="0"/>
+          <w:color w:val="4A4A49"/>
+          <w:sz w:val="22"/>
+        </w:rPr>
+        <w:t>Cierre · Gracias · Introducción a la Ingeniería</w:t>
+      </w:r>
+    </w:p>
+    <w:p>
+      <w:pPr>
+        <w:spacing w:before="200" w:after="60"/>
+      </w:pPr>
+      <w:r>
+        <w:rPr>
+          <w:b/>
+          <w:color w:val="1A1C1D"/>
+          <w:sz w:val="32"/>
+        </w:rPr>
+        <w:t>Si pasa esto en clase</w:t>
       </w:r>
     </w:p>
     <w:tbl>
@@ -2473,7 +2317,7 @@
           <w:color w:val="1A1C1D"/>
           <w:sz w:val="32"/>
         </w:rPr>
-        <w:t>Dudas frecuentes del estudiante</w:t>
+        <w:t>Preguntas que suelen hacer</w:t>
       </w:r>
     </w:p>
     <w:p>
@@ -2742,7 +2586,7 @@
           <w:color w:val="1A1C1D"/>
           <w:sz w:val="32"/>
         </w:rPr>
-        <w:t>Notas operativas</w:t>
+        <w:t>Antes de empezar</w:t>
       </w:r>
     </w:p>
     <w:p>

--- a/Introduccion a la Ingenieria/Kit docente/Clase 16/Guion Docente Clase 16 - Socializacion y evaluacion final del curso.docx
+++ b/Introduccion a la Ingenieria/Kit docente/Clase 16/Guion Docente Clase 16 - Socializacion y evaluacion final del curso.docx
@@ -1526,7 +1526,7 @@
           <w:color w:val="1A1C1D"/>
           <w:sz w:val="32"/>
         </w:rPr>
-        <w:t>01:10–01:30 · Cierre del curso (20 min) · [Slide 11][Slide 14][Slide 15]</w:t>
+        <w:t>01:10–01:30 · Cierre del curso (20 min) · [Slide 11][fuera del deck · guía del taller en la carpeta][Slide 12]</w:t>
       </w:r>
     </w:p>
     <w:p>
@@ -1890,45 +1890,6 @@
           <w:sz w:val="22"/>
         </w:rPr>
         <w:t>Lo que decían en la sesión 1 y lo que pueden sostener hoy</w:t>
-      </w:r>
-    </w:p>
-    <w:p>
-      <w:pPr>
-        <w:pStyle w:val="ListNumber"/>
-      </w:pPr>
-      <w:r>
-        <w:rPr>
-          <w:b w:val="0"/>
-          <w:color w:val="4A4A49"/>
-          <w:sz w:val="22"/>
-        </w:rPr>
-        <w:t>Taller de hoy: Informe final y autoevaluación</w:t>
-      </w:r>
-    </w:p>
-    <w:p>
-      <w:pPr>
-        <w:pStyle w:val="ListNumber"/>
-      </w:pPr>
-      <w:r>
-        <w:rPr>
-          <w:b w:val="0"/>
-          <w:color w:val="4A4A49"/>
-          <w:sz w:val="22"/>
-        </w:rPr>
-        <w:t>Cómo se expone en 3 minutos</w:t>
-      </w:r>
-    </w:p>
-    <w:p>
-      <w:pPr>
-        <w:pStyle w:val="ListNumber"/>
-      </w:pPr>
-      <w:r>
-        <w:rPr>
-          <w:b w:val="0"/>
-          <w:color w:val="4A4A49"/>
-          <w:sz w:val="22"/>
-        </w:rPr>
-        <w:t>Cierre del curso</w:t>
       </w:r>
     </w:p>
     <w:p>

--- a/Introduccion a la Ingenieria/Kit docente/Clase 16/Guion Docente Clase 16 - Socializacion y evaluacion final del curso.docx
+++ b/Introduccion a la Ingenieria/Kit docente/Clase 16/Guion Docente Clase 16 - Socializacion y evaluacion final del curso.docx
@@ -267,7 +267,7 @@
           <w:color w:val="4A4A49"/>
           <w:sz w:val="21"/>
         </w:rPr>
-        <w:t>No hay examen final escrito en este curso.</w:t>
+        <w:t>Sesión de cierre del curso:</w:t>
       </w:r>
       <w:r>
         <w:rPr>
@@ -276,43 +276,7 @@
           <w:color w:val="4A4A49"/>
           <w:sz w:val="21"/>
         </w:rPr>
-        <w:t xml:space="preserve"> El 40 % del corte 3 se reparte en exposición final 15 % (Clase 15) + </w:t>
-      </w:r>
-      <w:r>
-        <w:rPr>
-          <w:b/>
-          <w:i/>
-          <w:color w:val="4A4A49"/>
-          <w:sz w:val="21"/>
-        </w:rPr>
-        <w:t>informe final 20 % (hoy)</w:t>
-      </w:r>
-      <w:r>
-        <w:rPr>
-          <w:b w:val="0"/>
-          <w:i/>
-          <w:color w:val="4A4A49"/>
-          <w:sz w:val="21"/>
-        </w:rPr>
-        <w:t xml:space="preserve"> + asistencia 5 %. El informe </w:t>
-      </w:r>
-      <w:r>
-        <w:rPr>
-          <w:b/>
-          <w:i/>
-          <w:color w:val="4A4A49"/>
-          <w:sz w:val="21"/>
-        </w:rPr>
-        <w:t>se entrega dentro de la clase</w:t>
-      </w:r>
-      <w:r>
-        <w:rPr>
-          <w:b w:val="0"/>
-          <w:i/>
-          <w:color w:val="4A4A49"/>
-          <w:sz w:val="21"/>
-        </w:rPr>
-        <w:t>: se arma, se revisa con la lista de verificación y se sube antes de terminar la sesión.</w:t>
+        <w:t xml:space="preserve"> se arma y se revisa el informe final con la lista de verificación, se socializa el trabajo y se hace la autoevaluación.</w:t>
       </w:r>
     </w:p>
     <w:p>

--- a/Introduccion a la Ingenieria/Kit docente/Clase 16/Guion Docente Clase 16 - Socializacion y evaluacion final del curso.docx
+++ b/Introduccion a la Ingenieria/Kit docente/Clase 16/Guion Docente Clase 16 - Socializacion y evaluacion final del curso.docx
@@ -318,23 +318,7 @@
           <w:color w:val="4A4A49"/>
           <w:sz w:val="22"/>
         </w:rPr>
-        <w:t xml:space="preserve"> con sus doce secciones (</w:t>
-      </w:r>
-      <w:r>
-        <w:rPr>
-          <w:b/>
-          <w:color w:val="4A4A49"/>
-          <w:sz w:val="22"/>
-        </w:rPr>
-        <w:t>20 %</w:t>
-      </w:r>
-      <w:r>
-        <w:rPr>
-          <w:b w:val="0"/>
-          <w:color w:val="4A4A49"/>
-          <w:sz w:val="22"/>
-        </w:rPr>
-        <w:t>).</w:t>
+        <w:t xml:space="preserve"> con sus doce secciones.</w:t>
       </w:r>
     </w:p>
     <w:p>
@@ -1775,7 +1759,7 @@
           <w:color w:val="4A4A49"/>
           <w:sz w:val="22"/>
         </w:rPr>
-        <w:t>Qué lleva el informe final (20 %) · secciones 1 a 6</w:t>
+        <w:t>Qué lleva el informe final · secciones 1 a 6</w:t>
       </w:r>
     </w:p>
     <w:p>
@@ -1788,7 +1772,7 @@
           <w:color w:val="4A4A49"/>
           <w:sz w:val="22"/>
         </w:rPr>
-        <w:t>Qué lleva el informe final (20 %) · secciones 7 a 12</w:t>
+        <w:t>Qué lleva el informe final · secciones 7 a 12</w:t>
       </w:r>
     </w:p>
     <w:p>
@@ -1814,7 +1798,7 @@
           <w:color w:val="4A4A49"/>
           <w:sz w:val="22"/>
         </w:rPr>
-        <w:t>Cuatro cosas que bajan la nota del informe</w:t>
+        <w:t>Cuatro errores frecuentes del informe</w:t>
       </w:r>
     </w:p>
     <w:p>
